--- a/docs/developpement/phases/word/PHASE_13_EXERCICE_PAR_LIEU_SAUVEGARDES_CHIFFREES_HORS_SERVEUR.docx
+++ b/docs/developpement/phases/word/PHASE_13_EXERCICE_PAR_LIEU_SAUVEGARDES_CHIFFREES_HORS_SERVEUR.docx
@@ -20,7 +20,7 @@
       <w:r>
         <w:t xml:space="preserve">FlaiX Expert · dossier de développement · généré le 2026-10-04 depuis le dépôt </w:t>
       </w:r>
-      <w:hyperlink w:history="1" r:id="rIdiqy9yuihkizy7ah1znsgx">
+      <w:hyperlink w:history="1" r:id="rIdcnaahvb00mwbxp4uva4t7">
         <w:r>
           <w:rPr>
             <w:rStyle w:val="Hyperlink"/>
@@ -780,7 +780,7 @@
           <w:numId w:val="2"/>
         </w:numPr>
       </w:pPr>
-      <w:hyperlink w:history="1" r:id="rIdv7yk7xgb3clz_itqzryt1">
+      <w:hyperlink w:history="1" r:id="rIdagypwtezta1g3qzwefru_">
         <w:r>
           <w:rPr>
             <w:rStyle w:val="Hyperlink"/>
@@ -800,7 +800,7 @@
           <w:numId w:val="2"/>
         </w:numPr>
       </w:pPr>
-      <w:hyperlink w:history="1" r:id="rIdtsfegodt7mloqsqgdjgmt">
+      <w:hyperlink w:history="1" r:id="rId8cumlmtdowiwmpzad3e8a">
         <w:r>
           <w:rPr>
             <w:rStyle w:val="Hyperlink"/>
@@ -820,7 +820,7 @@
           <w:numId w:val="2"/>
         </w:numPr>
       </w:pPr>
-      <w:hyperlink w:history="1" r:id="rIdazfg5pv5s_1y4tzyqxl5_">
+      <w:hyperlink w:history="1" r:id="rIdz3xtkq5rnh0z7hypx7rdi">
         <w:r>
           <w:rPr>
             <w:rStyle w:val="Hyperlink"/>
@@ -840,7 +840,7 @@
           <w:numId w:val="2"/>
         </w:numPr>
       </w:pPr>
-      <w:hyperlink w:history="1" r:id="rIdmqvlz5ewlyjyzxfze9nwu">
+      <w:hyperlink w:history="1" r:id="rIdbhgc4-ipoz7loplcgeuet">
         <w:r>
           <w:rPr>
             <w:rStyle w:val="Hyperlink"/>
@@ -888,7 +888,7 @@
       <w:r>
         <w:t xml:space="preserve"> — créé — </w:t>
       </w:r>
-      <w:hyperlink w:history="1" r:id="rIdruunnf-za6_n7szyebker">
+      <w:hyperlink w:history="1" r:id="rIdhhrbo8plwmp0yv93vqugk">
         <w:r>
           <w:rPr>
             <w:rStyle w:val="Hyperlink"/>
@@ -925,7 +925,7 @@
       <w:r>
         <w:t xml:space="preserve"> — modifié — </w:t>
       </w:r>
-      <w:hyperlink w:history="1" r:id="rIdmwdjzjwq_mkxsysidzlci">
+      <w:hyperlink w:history="1" r:id="rId8zexw84f5zhxxuex7zk2z">
         <w:r>
           <w:rPr>
             <w:rStyle w:val="Hyperlink"/>
@@ -962,7 +962,7 @@
       <w:r>
         <w:t xml:space="preserve"> — modifié — </w:t>
       </w:r>
-      <w:hyperlink w:history="1" r:id="rIdsfajti0msaydixm7xfhyp">
+      <w:hyperlink w:history="1" r:id="rIdjs1hpktsrydk4ni5wjiyj">
         <w:r>
           <w:rPr>
             <w:rStyle w:val="Hyperlink"/>
@@ -999,7 +999,7 @@
       <w:r>
         <w:t xml:space="preserve"> — modifié — </w:t>
       </w:r>
-      <w:hyperlink w:history="1" r:id="rIdteb2gsknqvwjirmr4qk-y">
+      <w:hyperlink w:history="1" r:id="rIdshr2s0yftbpc1tp2pu67p">
         <w:r>
           <w:rPr>
             <w:rStyle w:val="Hyperlink"/>
@@ -1036,7 +1036,7 @@
       <w:r>
         <w:t xml:space="preserve"> — modifié — </w:t>
       </w:r>
-      <w:hyperlink w:history="1" r:id="rIdfdhnf-9doxen5lkxpklqw">
+      <w:hyperlink w:history="1" r:id="rIdbaxa0lamjmuz4l2cvvkv4">
         <w:r>
           <w:rPr>
             <w:rStyle w:val="Hyperlink"/>
@@ -1065,7 +1065,7 @@
       <w:r>
         <w:t xml:space="preserve"> — modifié — </w:t>
       </w:r>
-      <w:hyperlink w:history="1" r:id="rIdzupymq_d7muihdr2jkxe9">
+      <w:hyperlink w:history="1" r:id="rId10zg51o1auqoisi5dkp5h">
         <w:r>
           <w:rPr>
             <w:rStyle w:val="Hyperlink"/>
@@ -1102,7 +1102,7 @@
       <w:r>
         <w:t xml:space="preserve"> — modifié — </w:t>
       </w:r>
-      <w:hyperlink w:history="1" r:id="rIdya1zsrj40kqnqr-qh3eru">
+      <w:hyperlink w:history="1" r:id="rIdr9ftm9xre2z967w4s37wi">
         <w:r>
           <w:rPr>
             <w:rStyle w:val="Hyperlink"/>
@@ -1131,7 +1131,7 @@
       <w:r>
         <w:t xml:space="preserve"> — modifié — </w:t>
       </w:r>
-      <w:hyperlink w:history="1" r:id="rIdpujis52tpr4g_hvvfcmov">
+      <w:hyperlink w:history="1" r:id="rIdeid4vsc36tiul5itbh3wy">
         <w:r>
           <w:rPr>
             <w:rStyle w:val="Hyperlink"/>
@@ -1160,7 +1160,7 @@
       <w:r>
         <w:t xml:space="preserve"> — modifié — </w:t>
       </w:r>
-      <w:hyperlink w:history="1" r:id="rIdt8hdx-rziur0knd0avng6">
+      <w:hyperlink w:history="1" r:id="rIdyxjemv-bjcxx3ewn-iurz">
         <w:r>
           <w:rPr>
             <w:rStyle w:val="Hyperlink"/>
@@ -1197,7 +1197,7 @@
       <w:r>
         <w:t xml:space="preserve"> — modifié — </w:t>
       </w:r>
-      <w:hyperlink w:history="1" r:id="rIdic0kfhtoqn2a6azuzl4zq">
+      <w:hyperlink w:history="1" r:id="rIduogrip3kd3dc5lggtw8yo">
         <w:r>
           <w:rPr>
             <w:rStyle w:val="Hyperlink"/>
@@ -1226,7 +1226,7 @@
       <w:r>
         <w:t xml:space="preserve"> — modifié — </w:t>
       </w:r>
-      <w:hyperlink w:history="1" r:id="rIdqhltxa_q2tuh6iq9mwvfj">
+      <w:hyperlink w:history="1" r:id="rIdpnkepgdmfi0grlfl9hmju">
         <w:r>
           <w:rPr>
             <w:rStyle w:val="Hyperlink"/>
@@ -1255,7 +1255,7 @@
       <w:r>
         <w:t xml:space="preserve"> — modifié — </w:t>
       </w:r>
-      <w:hyperlink w:history="1" r:id="rIdoggjx3g1grsjdoj5ybr5_">
+      <w:hyperlink w:history="1" r:id="rIdao7ud4ezabq3s2cinqyvj">
         <w:r>
           <w:rPr>
             <w:rStyle w:val="Hyperlink"/>

--- a/docs/developpement/phases/word/PHASE_13_EXERCICE_PAR_LIEU_SAUVEGARDES_CHIFFREES_HORS_SERVEUR.docx
+++ b/docs/developpement/phases/word/PHASE_13_EXERCICE_PAR_LIEU_SAUVEGARDES_CHIFFREES_HORS_SERVEUR.docx
@@ -20,7 +20,7 @@
       <w:r>
         <w:t xml:space="preserve">FlaiX Expert · dossier de développement · généré le 2026-10-04 depuis le dépôt </w:t>
       </w:r>
-      <w:hyperlink w:history="1" r:id="rIdcnaahvb00mwbxp4uva4t7">
+      <w:hyperlink w:history="1" r:id="rIdi2iw7z4ve5oqi7en7vg28">
         <w:r>
           <w:rPr>
             <w:rStyle w:val="Hyperlink"/>
@@ -780,7 +780,7 @@
           <w:numId w:val="2"/>
         </w:numPr>
       </w:pPr>
-      <w:hyperlink w:history="1" r:id="rIdagypwtezta1g3qzwefru_">
+      <w:hyperlink w:history="1" r:id="rIdfnb1_texohe-2hcq88hl-">
         <w:r>
           <w:rPr>
             <w:rStyle w:val="Hyperlink"/>
@@ -800,7 +800,7 @@
           <w:numId w:val="2"/>
         </w:numPr>
       </w:pPr>
-      <w:hyperlink w:history="1" r:id="rId8cumlmtdowiwmpzad3e8a">
+      <w:hyperlink w:history="1" r:id="rIduiihlx8crpp85f6ggwan2">
         <w:r>
           <w:rPr>
             <w:rStyle w:val="Hyperlink"/>
@@ -820,7 +820,7 @@
           <w:numId w:val="2"/>
         </w:numPr>
       </w:pPr>
-      <w:hyperlink w:history="1" r:id="rIdz3xtkq5rnh0z7hypx7rdi">
+      <w:hyperlink w:history="1" r:id="rIddxtb_lx-d0qezavexxi6w">
         <w:r>
           <w:rPr>
             <w:rStyle w:val="Hyperlink"/>
@@ -840,7 +840,7 @@
           <w:numId w:val="2"/>
         </w:numPr>
       </w:pPr>
-      <w:hyperlink w:history="1" r:id="rIdbhgc4-ipoz7loplcgeuet">
+      <w:hyperlink w:history="1" r:id="rId7sn55z4gofgixi1bafsce">
         <w:r>
           <w:rPr>
             <w:rStyle w:val="Hyperlink"/>
@@ -888,7 +888,7 @@
       <w:r>
         <w:t xml:space="preserve"> — créé — </w:t>
       </w:r>
-      <w:hyperlink w:history="1" r:id="rIdhhrbo8plwmp0yv93vqugk">
+      <w:hyperlink w:history="1" r:id="rId2bm1ospln5yjmjmjwgcnk">
         <w:r>
           <w:rPr>
             <w:rStyle w:val="Hyperlink"/>
@@ -925,7 +925,7 @@
       <w:r>
         <w:t xml:space="preserve"> — modifié — </w:t>
       </w:r>
-      <w:hyperlink w:history="1" r:id="rId8zexw84f5zhxxuex7zk2z">
+      <w:hyperlink w:history="1" r:id="rIdjtiargpe864cc6s7we0zx">
         <w:r>
           <w:rPr>
             <w:rStyle w:val="Hyperlink"/>
@@ -962,7 +962,7 @@
       <w:r>
         <w:t xml:space="preserve"> — modifié — </w:t>
       </w:r>
-      <w:hyperlink w:history="1" r:id="rIdjs1hpktsrydk4ni5wjiyj">
+      <w:hyperlink w:history="1" r:id="rIdjxyr4tqfgpbuodzkk9fzr">
         <w:r>
           <w:rPr>
             <w:rStyle w:val="Hyperlink"/>
@@ -999,7 +999,7 @@
       <w:r>
         <w:t xml:space="preserve"> — modifié — </w:t>
       </w:r>
-      <w:hyperlink w:history="1" r:id="rIdshr2s0yftbpc1tp2pu67p">
+      <w:hyperlink w:history="1" r:id="rId-lkl9cun1nxrkzlegqgmj">
         <w:r>
           <w:rPr>
             <w:rStyle w:val="Hyperlink"/>
@@ -1036,7 +1036,7 @@
       <w:r>
         <w:t xml:space="preserve"> — modifié — </w:t>
       </w:r>
-      <w:hyperlink w:history="1" r:id="rIdbaxa0lamjmuz4l2cvvkv4">
+      <w:hyperlink w:history="1" r:id="rId70db04t4ezd1le5fgzlkk">
         <w:r>
           <w:rPr>
             <w:rStyle w:val="Hyperlink"/>
@@ -1065,7 +1065,7 @@
       <w:r>
         <w:t xml:space="preserve"> — modifié — </w:t>
       </w:r>
-      <w:hyperlink w:history="1" r:id="rId10zg51o1auqoisi5dkp5h">
+      <w:hyperlink w:history="1" r:id="rIdq5ajzrzsmfrosf6iikpve">
         <w:r>
           <w:rPr>
             <w:rStyle w:val="Hyperlink"/>
@@ -1102,7 +1102,7 @@
       <w:r>
         <w:t xml:space="preserve"> — modifié — </w:t>
       </w:r>
-      <w:hyperlink w:history="1" r:id="rIdr9ftm9xre2z967w4s37wi">
+      <w:hyperlink w:history="1" r:id="rIdi9lizn_kfhmdz8mpvmpvh">
         <w:r>
           <w:rPr>
             <w:rStyle w:val="Hyperlink"/>
@@ -1131,7 +1131,7 @@
       <w:r>
         <w:t xml:space="preserve"> — modifié — </w:t>
       </w:r>
-      <w:hyperlink w:history="1" r:id="rIdeid4vsc36tiul5itbh3wy">
+      <w:hyperlink w:history="1" r:id="rIdkobkrong0isrwry7nwoxn">
         <w:r>
           <w:rPr>
             <w:rStyle w:val="Hyperlink"/>
@@ -1160,7 +1160,7 @@
       <w:r>
         <w:t xml:space="preserve"> — modifié — </w:t>
       </w:r>
-      <w:hyperlink w:history="1" r:id="rIdyxjemv-bjcxx3ewn-iurz">
+      <w:hyperlink w:history="1" r:id="rIddfmffo7ufsa3jyyzs7wjh">
         <w:r>
           <w:rPr>
             <w:rStyle w:val="Hyperlink"/>
@@ -1197,7 +1197,7 @@
       <w:r>
         <w:t xml:space="preserve"> — modifié — </w:t>
       </w:r>
-      <w:hyperlink w:history="1" r:id="rIduogrip3kd3dc5lggtw8yo">
+      <w:hyperlink w:history="1" r:id="rId5glbp06erusxygwvtivrz">
         <w:r>
           <w:rPr>
             <w:rStyle w:val="Hyperlink"/>
@@ -1226,7 +1226,7 @@
       <w:r>
         <w:t xml:space="preserve"> — modifié — </w:t>
       </w:r>
-      <w:hyperlink w:history="1" r:id="rIdpnkepgdmfi0grlfl9hmju">
+      <w:hyperlink w:history="1" r:id="rIddsluzc5f6-3-wfs1ipoco">
         <w:r>
           <w:rPr>
             <w:rStyle w:val="Hyperlink"/>
@@ -1255,7 +1255,7 @@
       <w:r>
         <w:t xml:space="preserve"> — modifié — </w:t>
       </w:r>
-      <w:hyperlink w:history="1" r:id="rIdao7ud4ezabq3s2cinqyvj">
+      <w:hyperlink w:history="1" r:id="rIdlyaohpgfns7fxugyvj-sw">
         <w:r>
           <w:rPr>
             <w:rStyle w:val="Hyperlink"/>

--- a/docs/developpement/phases/word/PHASE_13_EXERCICE_PAR_LIEU_SAUVEGARDES_CHIFFREES_HORS_SERVEUR.docx
+++ b/docs/developpement/phases/word/PHASE_13_EXERCICE_PAR_LIEU_SAUVEGARDES_CHIFFREES_HORS_SERVEUR.docx
@@ -20,7 +20,7 @@
       <w:r>
         <w:t xml:space="preserve">FlaiX Expert · dossier de développement · généré le 2026-10-04 depuis le dépôt </w:t>
       </w:r>
-      <w:hyperlink w:history="1" r:id="rIdi2iw7z4ve5oqi7en7vg28">
+      <w:hyperlink w:history="1" r:id="rIdsbgl8dmpyl4tjpc6mspqk">
         <w:r>
           <w:rPr>
             <w:rStyle w:val="Hyperlink"/>
@@ -780,7 +780,7 @@
           <w:numId w:val="2"/>
         </w:numPr>
       </w:pPr>
-      <w:hyperlink w:history="1" r:id="rIdfnb1_texohe-2hcq88hl-">
+      <w:hyperlink w:history="1" r:id="rIdrp4axd4mig3uw4jezruoe">
         <w:r>
           <w:rPr>
             <w:rStyle w:val="Hyperlink"/>
@@ -800,7 +800,7 @@
           <w:numId w:val="2"/>
         </w:numPr>
       </w:pPr>
-      <w:hyperlink w:history="1" r:id="rIduiihlx8crpp85f6ggwan2">
+      <w:hyperlink w:history="1" r:id="rIdkifa2uolzucmu3xaaneom">
         <w:r>
           <w:rPr>
             <w:rStyle w:val="Hyperlink"/>
@@ -820,7 +820,7 @@
           <w:numId w:val="2"/>
         </w:numPr>
       </w:pPr>
-      <w:hyperlink w:history="1" r:id="rIddxtb_lx-d0qezavexxi6w">
+      <w:hyperlink w:history="1" r:id="rIdgf1byqshjw94oeg0foew2">
         <w:r>
           <w:rPr>
             <w:rStyle w:val="Hyperlink"/>
@@ -840,7 +840,7 @@
           <w:numId w:val="2"/>
         </w:numPr>
       </w:pPr>
-      <w:hyperlink w:history="1" r:id="rId7sn55z4gofgixi1bafsce">
+      <w:hyperlink w:history="1" r:id="rId2wyf2lelnbohq_pgj2jgr">
         <w:r>
           <w:rPr>
             <w:rStyle w:val="Hyperlink"/>
@@ -888,7 +888,7 @@
       <w:r>
         <w:t xml:space="preserve"> — créé — </w:t>
       </w:r>
-      <w:hyperlink w:history="1" r:id="rId2bm1ospln5yjmjmjwgcnk">
+      <w:hyperlink w:history="1" r:id="rIdygmvcgzq2ewzvvipldatr">
         <w:r>
           <w:rPr>
             <w:rStyle w:val="Hyperlink"/>
@@ -925,7 +925,7 @@
       <w:r>
         <w:t xml:space="preserve"> — modifié — </w:t>
       </w:r>
-      <w:hyperlink w:history="1" r:id="rIdjtiargpe864cc6s7we0zx">
+      <w:hyperlink w:history="1" r:id="rIdhz0s8cszhzdn_opivhaxt">
         <w:r>
           <w:rPr>
             <w:rStyle w:val="Hyperlink"/>
@@ -962,7 +962,7 @@
       <w:r>
         <w:t xml:space="preserve"> — modifié — </w:t>
       </w:r>
-      <w:hyperlink w:history="1" r:id="rIdjxyr4tqfgpbuodzkk9fzr">
+      <w:hyperlink w:history="1" r:id="rIdasbd2u0i8fdv8zn40g7mx">
         <w:r>
           <w:rPr>
             <w:rStyle w:val="Hyperlink"/>
@@ -999,7 +999,7 @@
       <w:r>
         <w:t xml:space="preserve"> — modifié — </w:t>
       </w:r>
-      <w:hyperlink w:history="1" r:id="rId-lkl9cun1nxrkzlegqgmj">
+      <w:hyperlink w:history="1" r:id="rIdjmye6uhdbnjsggwmimebt">
         <w:r>
           <w:rPr>
             <w:rStyle w:val="Hyperlink"/>
@@ -1036,7 +1036,7 @@
       <w:r>
         <w:t xml:space="preserve"> — modifié — </w:t>
       </w:r>
-      <w:hyperlink w:history="1" r:id="rId70db04t4ezd1le5fgzlkk">
+      <w:hyperlink w:history="1" r:id="rIdzqcdpaplusmaz3ux1s76p">
         <w:r>
           <w:rPr>
             <w:rStyle w:val="Hyperlink"/>
@@ -1065,7 +1065,7 @@
       <w:r>
         <w:t xml:space="preserve"> — modifié — </w:t>
       </w:r>
-      <w:hyperlink w:history="1" r:id="rIdq5ajzrzsmfrosf6iikpve">
+      <w:hyperlink w:history="1" r:id="rIddpmifc9fbj2x340feum_g">
         <w:r>
           <w:rPr>
             <w:rStyle w:val="Hyperlink"/>
@@ -1102,7 +1102,7 @@
       <w:r>
         <w:t xml:space="preserve"> — modifié — </w:t>
       </w:r>
-      <w:hyperlink w:history="1" r:id="rIdi9lizn_kfhmdz8mpvmpvh">
+      <w:hyperlink w:history="1" r:id="rIdn0-floisg0qykscuczc6o">
         <w:r>
           <w:rPr>
             <w:rStyle w:val="Hyperlink"/>
@@ -1131,7 +1131,7 @@
       <w:r>
         <w:t xml:space="preserve"> — modifié — </w:t>
       </w:r>
-      <w:hyperlink w:history="1" r:id="rIdkobkrong0isrwry7nwoxn">
+      <w:hyperlink w:history="1" r:id="rIdffsz_pvzrgjo4us41w4gs">
         <w:r>
           <w:rPr>
             <w:rStyle w:val="Hyperlink"/>
@@ -1160,7 +1160,7 @@
       <w:r>
         <w:t xml:space="preserve"> — modifié — </w:t>
       </w:r>
-      <w:hyperlink w:history="1" r:id="rIddfmffo7ufsa3jyyzs7wjh">
+      <w:hyperlink w:history="1" r:id="rIdbw2eanjibbrzixxrjw5it">
         <w:r>
           <w:rPr>
             <w:rStyle w:val="Hyperlink"/>
@@ -1197,7 +1197,7 @@
       <w:r>
         <w:t xml:space="preserve"> — modifié — </w:t>
       </w:r>
-      <w:hyperlink w:history="1" r:id="rId5glbp06erusxygwvtivrz">
+      <w:hyperlink w:history="1" r:id="rIdena8nlijtvekq6faut2cf">
         <w:r>
           <w:rPr>
             <w:rStyle w:val="Hyperlink"/>
@@ -1226,7 +1226,7 @@
       <w:r>
         <w:t xml:space="preserve"> — modifié — </w:t>
       </w:r>
-      <w:hyperlink w:history="1" r:id="rIddsluzc5f6-3-wfs1ipoco">
+      <w:hyperlink w:history="1" r:id="rIdxdqjbd2kg1zf7dteubbqc">
         <w:r>
           <w:rPr>
             <w:rStyle w:val="Hyperlink"/>
@@ -1255,7 +1255,7 @@
       <w:r>
         <w:t xml:space="preserve"> — modifié — </w:t>
       </w:r>
-      <w:hyperlink w:history="1" r:id="rIdlyaohpgfns7fxugyvj-sw">
+      <w:hyperlink w:history="1" r:id="rIdi-qxwgu3u1vuga_vytrtc">
         <w:r>
           <w:rPr>
             <w:rStyle w:val="Hyperlink"/>

--- a/docs/developpement/phases/word/PHASE_13_EXERCICE_PAR_LIEU_SAUVEGARDES_CHIFFREES_HORS_SERVEUR.docx
+++ b/docs/developpement/phases/word/PHASE_13_EXERCICE_PAR_LIEU_SAUVEGARDES_CHIFFREES_HORS_SERVEUR.docx
@@ -20,7 +20,7 @@
       <w:r>
         <w:t xml:space="preserve">FlaiX Expert · dossier de développement · généré le 2026-10-04 depuis le dépôt </w:t>
       </w:r>
-      <w:hyperlink w:history="1" r:id="rIdsbgl8dmpyl4tjpc6mspqk">
+      <w:hyperlink w:history="1" r:id="rIddazlgitzlddjrcer4k0sx">
         <w:r>
           <w:rPr>
             <w:rStyle w:val="Hyperlink"/>
@@ -780,7 +780,7 @@
           <w:numId w:val="2"/>
         </w:numPr>
       </w:pPr>
-      <w:hyperlink w:history="1" r:id="rIdrp4axd4mig3uw4jezruoe">
+      <w:hyperlink w:history="1" r:id="rIdv_hklxl1ynluhnilzqo15">
         <w:r>
           <w:rPr>
             <w:rStyle w:val="Hyperlink"/>
@@ -800,7 +800,7 @@
           <w:numId w:val="2"/>
         </w:numPr>
       </w:pPr>
-      <w:hyperlink w:history="1" r:id="rIdkifa2uolzucmu3xaaneom">
+      <w:hyperlink w:history="1" r:id="rIdttgy5msn0ptjtjsispufj">
         <w:r>
           <w:rPr>
             <w:rStyle w:val="Hyperlink"/>
@@ -820,7 +820,7 @@
           <w:numId w:val="2"/>
         </w:numPr>
       </w:pPr>
-      <w:hyperlink w:history="1" r:id="rIdgf1byqshjw94oeg0foew2">
+      <w:hyperlink w:history="1" r:id="rIdpd9q_gyahfmdzpc8yeu78">
         <w:r>
           <w:rPr>
             <w:rStyle w:val="Hyperlink"/>
@@ -840,7 +840,7 @@
           <w:numId w:val="2"/>
         </w:numPr>
       </w:pPr>
-      <w:hyperlink w:history="1" r:id="rId2wyf2lelnbohq_pgj2jgr">
+      <w:hyperlink w:history="1" r:id="rId7x-6v4t0u3kxkxu3vbqqb">
         <w:r>
           <w:rPr>
             <w:rStyle w:val="Hyperlink"/>
@@ -888,7 +888,7 @@
       <w:r>
         <w:t xml:space="preserve"> — créé — </w:t>
       </w:r>
-      <w:hyperlink w:history="1" r:id="rIdygmvcgzq2ewzvvipldatr">
+      <w:hyperlink w:history="1" r:id="rIdtgxsy-vesysv6l3fmi6xh">
         <w:r>
           <w:rPr>
             <w:rStyle w:val="Hyperlink"/>
@@ -925,7 +925,7 @@
       <w:r>
         <w:t xml:space="preserve"> — modifié — </w:t>
       </w:r>
-      <w:hyperlink w:history="1" r:id="rIdhz0s8cszhzdn_opivhaxt">
+      <w:hyperlink w:history="1" r:id="rIdwje92lcthjd7-ev0hvnou">
         <w:r>
           <w:rPr>
             <w:rStyle w:val="Hyperlink"/>
@@ -962,7 +962,7 @@
       <w:r>
         <w:t xml:space="preserve"> — modifié — </w:t>
       </w:r>
-      <w:hyperlink w:history="1" r:id="rIdasbd2u0i8fdv8zn40g7mx">
+      <w:hyperlink w:history="1" r:id="rIdbqq3s2dtj7eb-ld4yowk9">
         <w:r>
           <w:rPr>
             <w:rStyle w:val="Hyperlink"/>
@@ -999,7 +999,7 @@
       <w:r>
         <w:t xml:space="preserve"> — modifié — </w:t>
       </w:r>
-      <w:hyperlink w:history="1" r:id="rIdjmye6uhdbnjsggwmimebt">
+      <w:hyperlink w:history="1" r:id="rIdwocza0_j8uducccpnfvrh">
         <w:r>
           <w:rPr>
             <w:rStyle w:val="Hyperlink"/>
@@ -1036,7 +1036,7 @@
       <w:r>
         <w:t xml:space="preserve"> — modifié — </w:t>
       </w:r>
-      <w:hyperlink w:history="1" r:id="rIdzqcdpaplusmaz3ux1s76p">
+      <w:hyperlink w:history="1" r:id="rIdzn48ej1cnfqjculau-_yl">
         <w:r>
           <w:rPr>
             <w:rStyle w:val="Hyperlink"/>
@@ -1065,7 +1065,7 @@
       <w:r>
         <w:t xml:space="preserve"> — modifié — </w:t>
       </w:r>
-      <w:hyperlink w:history="1" r:id="rIddpmifc9fbj2x340feum_g">
+      <w:hyperlink w:history="1" r:id="rIdfc6anjuh4luzwwoq5mxnq">
         <w:r>
           <w:rPr>
             <w:rStyle w:val="Hyperlink"/>
@@ -1102,7 +1102,7 @@
       <w:r>
         <w:t xml:space="preserve"> — modifié — </w:t>
       </w:r>
-      <w:hyperlink w:history="1" r:id="rIdn0-floisg0qykscuczc6o">
+      <w:hyperlink w:history="1" r:id="rIdmlqw4cngmmidjujwfkwod">
         <w:r>
           <w:rPr>
             <w:rStyle w:val="Hyperlink"/>
@@ -1131,7 +1131,7 @@
       <w:r>
         <w:t xml:space="preserve"> — modifié — </w:t>
       </w:r>
-      <w:hyperlink w:history="1" r:id="rIdffsz_pvzrgjo4us41w4gs">
+      <w:hyperlink w:history="1" r:id="rIdxk7g4lxlndr9k3hpjbbhi">
         <w:r>
           <w:rPr>
             <w:rStyle w:val="Hyperlink"/>
@@ -1160,7 +1160,7 @@
       <w:r>
         <w:t xml:space="preserve"> — modifié — </w:t>
       </w:r>
-      <w:hyperlink w:history="1" r:id="rIdbw2eanjibbrzixxrjw5it">
+      <w:hyperlink w:history="1" r:id="rIdknspjiaeaoisgumtddxjo">
         <w:r>
           <w:rPr>
             <w:rStyle w:val="Hyperlink"/>
@@ -1197,7 +1197,7 @@
       <w:r>
         <w:t xml:space="preserve"> — modifié — </w:t>
       </w:r>
-      <w:hyperlink w:history="1" r:id="rIdena8nlijtvekq6faut2cf">
+      <w:hyperlink w:history="1" r:id="rIdvwmh315al-imvps5-ai4v">
         <w:r>
           <w:rPr>
             <w:rStyle w:val="Hyperlink"/>
@@ -1226,7 +1226,7 @@
       <w:r>
         <w:t xml:space="preserve"> — modifié — </w:t>
       </w:r>
-      <w:hyperlink w:history="1" r:id="rIdxdqjbd2kg1zf7dteubbqc">
+      <w:hyperlink w:history="1" r:id="rIdtplij-gf91n18k8iwyfjg">
         <w:r>
           <w:rPr>
             <w:rStyle w:val="Hyperlink"/>
@@ -1255,7 +1255,7 @@
       <w:r>
         <w:t xml:space="preserve"> — modifié — </w:t>
       </w:r>
-      <w:hyperlink w:history="1" r:id="rIdi-qxwgu3u1vuga_vytrtc">
+      <w:hyperlink w:history="1" r:id="rIdevh6ry-froy2-c2ojgqbt">
         <w:r>
           <w:rPr>
             <w:rStyle w:val="Hyperlink"/>

--- a/docs/developpement/phases/word/PHASE_13_EXERCICE_PAR_LIEU_SAUVEGARDES_CHIFFREES_HORS_SERVEUR.docx
+++ b/docs/developpement/phases/word/PHASE_13_EXERCICE_PAR_LIEU_SAUVEGARDES_CHIFFREES_HORS_SERVEUR.docx
@@ -20,7 +20,7 @@
       <w:r>
         <w:t xml:space="preserve">FlaiX Expert · dossier de développement · généré le 2026-10-04 depuis le dépôt </w:t>
       </w:r>
-      <w:hyperlink w:history="1" r:id="rIddazlgitzlddjrcer4k0sx">
+      <w:hyperlink w:history="1" r:id="rIdhtxvtyuw8kntbmev6fabs">
         <w:r>
           <w:rPr>
             <w:rStyle w:val="Hyperlink"/>
@@ -780,7 +780,7 @@
           <w:numId w:val="2"/>
         </w:numPr>
       </w:pPr>
-      <w:hyperlink w:history="1" r:id="rIdv_hklxl1ynluhnilzqo15">
+      <w:hyperlink w:history="1" r:id="rIdhmcgngzn39cewzbkkdatm">
         <w:r>
           <w:rPr>
             <w:rStyle w:val="Hyperlink"/>
@@ -800,7 +800,7 @@
           <w:numId w:val="2"/>
         </w:numPr>
       </w:pPr>
-      <w:hyperlink w:history="1" r:id="rIdttgy5msn0ptjtjsispufj">
+      <w:hyperlink w:history="1" r:id="rId70pirlbxyo8uclkrdyjzk">
         <w:r>
           <w:rPr>
             <w:rStyle w:val="Hyperlink"/>
@@ -820,7 +820,7 @@
           <w:numId w:val="2"/>
         </w:numPr>
       </w:pPr>
-      <w:hyperlink w:history="1" r:id="rIdpd9q_gyahfmdzpc8yeu78">
+      <w:hyperlink w:history="1" r:id="rIdxjbdra-7amyy9x1rg8dl8">
         <w:r>
           <w:rPr>
             <w:rStyle w:val="Hyperlink"/>
@@ -840,7 +840,7 @@
           <w:numId w:val="2"/>
         </w:numPr>
       </w:pPr>
-      <w:hyperlink w:history="1" r:id="rId7x-6v4t0u3kxkxu3vbqqb">
+      <w:hyperlink w:history="1" r:id="rId1bts1df-hs-kuvm49ylqx">
         <w:r>
           <w:rPr>
             <w:rStyle w:val="Hyperlink"/>
@@ -888,7 +888,7 @@
       <w:r>
         <w:t xml:space="preserve"> — créé — </w:t>
       </w:r>
-      <w:hyperlink w:history="1" r:id="rIdtgxsy-vesysv6l3fmi6xh">
+      <w:hyperlink w:history="1" r:id="rIdj28x3du6pdf9iuugnrsit">
         <w:r>
           <w:rPr>
             <w:rStyle w:val="Hyperlink"/>
@@ -925,7 +925,7 @@
       <w:r>
         <w:t xml:space="preserve"> — modifié — </w:t>
       </w:r>
-      <w:hyperlink w:history="1" r:id="rIdwje92lcthjd7-ev0hvnou">
+      <w:hyperlink w:history="1" r:id="rIdukmookremk9zs0gq_xeze">
         <w:r>
           <w:rPr>
             <w:rStyle w:val="Hyperlink"/>
@@ -962,7 +962,7 @@
       <w:r>
         <w:t xml:space="preserve"> — modifié — </w:t>
       </w:r>
-      <w:hyperlink w:history="1" r:id="rIdbqq3s2dtj7eb-ld4yowk9">
+      <w:hyperlink w:history="1" r:id="rIdojetayxhoercjpjr9fscr">
         <w:r>
           <w:rPr>
             <w:rStyle w:val="Hyperlink"/>
@@ -999,7 +999,7 @@
       <w:r>
         <w:t xml:space="preserve"> — modifié — </w:t>
       </w:r>
-      <w:hyperlink w:history="1" r:id="rIdwocza0_j8uducccpnfvrh">
+      <w:hyperlink w:history="1" r:id="rIdl8g7qkqhot4j9ql9ignbi">
         <w:r>
           <w:rPr>
             <w:rStyle w:val="Hyperlink"/>
@@ -1036,7 +1036,7 @@
       <w:r>
         <w:t xml:space="preserve"> — modifié — </w:t>
       </w:r>
-      <w:hyperlink w:history="1" r:id="rIdzn48ej1cnfqjculau-_yl">
+      <w:hyperlink w:history="1" r:id="rId5ia4ufsk5yyqlcfyedcll">
         <w:r>
           <w:rPr>
             <w:rStyle w:val="Hyperlink"/>
@@ -1065,7 +1065,7 @@
       <w:r>
         <w:t xml:space="preserve"> — modifié — </w:t>
       </w:r>
-      <w:hyperlink w:history="1" r:id="rIdfc6anjuh4luzwwoq5mxnq">
+      <w:hyperlink w:history="1" r:id="rIdvjqc-p8wdijit5xj9jdcl">
         <w:r>
           <w:rPr>
             <w:rStyle w:val="Hyperlink"/>
@@ -1102,7 +1102,7 @@
       <w:r>
         <w:t xml:space="preserve"> — modifié — </w:t>
       </w:r>
-      <w:hyperlink w:history="1" r:id="rIdmlqw4cngmmidjujwfkwod">
+      <w:hyperlink w:history="1" r:id="rIdhiseigp-gcoq2doer8s7t">
         <w:r>
           <w:rPr>
             <w:rStyle w:val="Hyperlink"/>
@@ -1131,7 +1131,7 @@
       <w:r>
         <w:t xml:space="preserve"> — modifié — </w:t>
       </w:r>
-      <w:hyperlink w:history="1" r:id="rIdxk7g4lxlndr9k3hpjbbhi">
+      <w:hyperlink w:history="1" r:id="rIdzg4tnpz1p_ie2rqqpp_ki">
         <w:r>
           <w:rPr>
             <w:rStyle w:val="Hyperlink"/>
@@ -1160,7 +1160,7 @@
       <w:r>
         <w:t xml:space="preserve"> — modifié — </w:t>
       </w:r>
-      <w:hyperlink w:history="1" r:id="rIdknspjiaeaoisgumtddxjo">
+      <w:hyperlink w:history="1" r:id="rIdlnne6zucav-utnne5gac9">
         <w:r>
           <w:rPr>
             <w:rStyle w:val="Hyperlink"/>
@@ -1197,7 +1197,7 @@
       <w:r>
         <w:t xml:space="preserve"> — modifié — </w:t>
       </w:r>
-      <w:hyperlink w:history="1" r:id="rIdvwmh315al-imvps5-ai4v">
+      <w:hyperlink w:history="1" r:id="rIdad-nsny6ikminw9tmo1dd">
         <w:r>
           <w:rPr>
             <w:rStyle w:val="Hyperlink"/>
@@ -1226,7 +1226,7 @@
       <w:r>
         <w:t xml:space="preserve"> — modifié — </w:t>
       </w:r>
-      <w:hyperlink w:history="1" r:id="rIdtplij-gf91n18k8iwyfjg">
+      <w:hyperlink w:history="1" r:id="rIdtoydf5x0fqkwqfav5u8br">
         <w:r>
           <w:rPr>
             <w:rStyle w:val="Hyperlink"/>
@@ -1255,7 +1255,7 @@
       <w:r>
         <w:t xml:space="preserve"> — modifié — </w:t>
       </w:r>
-      <w:hyperlink w:history="1" r:id="rIdevh6ry-froy2-c2ojgqbt">
+      <w:hyperlink w:history="1" r:id="rIdxil0iuzc7x7samiroflqe">
         <w:r>
           <w:rPr>
             <w:rStyle w:val="Hyperlink"/>

--- a/docs/developpement/phases/word/PHASE_13_EXERCICE_PAR_LIEU_SAUVEGARDES_CHIFFREES_HORS_SERVEUR.docx
+++ b/docs/developpement/phases/word/PHASE_13_EXERCICE_PAR_LIEU_SAUVEGARDES_CHIFFREES_HORS_SERVEUR.docx
@@ -20,7 +20,7 @@
       <w:r>
         <w:t xml:space="preserve">FlaiX Expert · dossier de développement · généré le 2026-10-04 depuis le dépôt </w:t>
       </w:r>
-      <w:hyperlink w:history="1" r:id="rIdhtxvtyuw8kntbmev6fabs">
+      <w:hyperlink w:history="1" r:id="rIdidhbabuzoncxrhcajqi9i">
         <w:r>
           <w:rPr>
             <w:rStyle w:val="Hyperlink"/>
@@ -780,7 +780,7 @@
           <w:numId w:val="2"/>
         </w:numPr>
       </w:pPr>
-      <w:hyperlink w:history="1" r:id="rIdhmcgngzn39cewzbkkdatm">
+      <w:hyperlink w:history="1" r:id="rIdsj7bcs_x90lsc1lwjvpne">
         <w:r>
           <w:rPr>
             <w:rStyle w:val="Hyperlink"/>
@@ -800,7 +800,7 @@
           <w:numId w:val="2"/>
         </w:numPr>
       </w:pPr>
-      <w:hyperlink w:history="1" r:id="rId70pirlbxyo8uclkrdyjzk">
+      <w:hyperlink w:history="1" r:id="rIdn4ahrabimit6wp35e4vyr">
         <w:r>
           <w:rPr>
             <w:rStyle w:val="Hyperlink"/>
@@ -820,7 +820,7 @@
           <w:numId w:val="2"/>
         </w:numPr>
       </w:pPr>
-      <w:hyperlink w:history="1" r:id="rIdxjbdra-7amyy9x1rg8dl8">
+      <w:hyperlink w:history="1" r:id="rIdfqihhscegs0ylt17x96dd">
         <w:r>
           <w:rPr>
             <w:rStyle w:val="Hyperlink"/>
@@ -840,7 +840,7 @@
           <w:numId w:val="2"/>
         </w:numPr>
       </w:pPr>
-      <w:hyperlink w:history="1" r:id="rId1bts1df-hs-kuvm49ylqx">
+      <w:hyperlink w:history="1" r:id="rIdl_xf81wqmclbrc2hvskhp">
         <w:r>
           <w:rPr>
             <w:rStyle w:val="Hyperlink"/>
@@ -888,7 +888,7 @@
       <w:r>
         <w:t xml:space="preserve"> — créé — </w:t>
       </w:r>
-      <w:hyperlink w:history="1" r:id="rIdj28x3du6pdf9iuugnrsit">
+      <w:hyperlink w:history="1" r:id="rIdmtoabc5v57uw8iyzaygiz">
         <w:r>
           <w:rPr>
             <w:rStyle w:val="Hyperlink"/>
@@ -925,7 +925,7 @@
       <w:r>
         <w:t xml:space="preserve"> — modifié — </w:t>
       </w:r>
-      <w:hyperlink w:history="1" r:id="rIdukmookremk9zs0gq_xeze">
+      <w:hyperlink w:history="1" r:id="rIdxjzd7omdl14xsruqgkich">
         <w:r>
           <w:rPr>
             <w:rStyle w:val="Hyperlink"/>
@@ -962,7 +962,7 @@
       <w:r>
         <w:t xml:space="preserve"> — modifié — </w:t>
       </w:r>
-      <w:hyperlink w:history="1" r:id="rIdojetayxhoercjpjr9fscr">
+      <w:hyperlink w:history="1" r:id="rId8elyenudgi7ppvxuzorml">
         <w:r>
           <w:rPr>
             <w:rStyle w:val="Hyperlink"/>
@@ -999,7 +999,7 @@
       <w:r>
         <w:t xml:space="preserve"> — modifié — </w:t>
       </w:r>
-      <w:hyperlink w:history="1" r:id="rIdl8g7qkqhot4j9ql9ignbi">
+      <w:hyperlink w:history="1" r:id="rIdahmzxc9ynqykdaphm7_ay">
         <w:r>
           <w:rPr>
             <w:rStyle w:val="Hyperlink"/>
@@ -1036,7 +1036,7 @@
       <w:r>
         <w:t xml:space="preserve"> — modifié — </w:t>
       </w:r>
-      <w:hyperlink w:history="1" r:id="rId5ia4ufsk5yyqlcfyedcll">
+      <w:hyperlink w:history="1" r:id="rId3x5dyet8-e0-b0rhdvdxk">
         <w:r>
           <w:rPr>
             <w:rStyle w:val="Hyperlink"/>
@@ -1065,7 +1065,7 @@
       <w:r>
         <w:t xml:space="preserve"> — modifié — </w:t>
       </w:r>
-      <w:hyperlink w:history="1" r:id="rIdvjqc-p8wdijit5xj9jdcl">
+      <w:hyperlink w:history="1" r:id="rIdlbnf8hrz80zbfeaksuehp">
         <w:r>
           <w:rPr>
             <w:rStyle w:val="Hyperlink"/>
@@ -1102,7 +1102,7 @@
       <w:r>
         <w:t xml:space="preserve"> — modifié — </w:t>
       </w:r>
-      <w:hyperlink w:history="1" r:id="rIdhiseigp-gcoq2doer8s7t">
+      <w:hyperlink w:history="1" r:id="rIdwpru7jd-ghc7balytbnwo">
         <w:r>
           <w:rPr>
             <w:rStyle w:val="Hyperlink"/>
@@ -1131,7 +1131,7 @@
       <w:r>
         <w:t xml:space="preserve"> — modifié — </w:t>
       </w:r>
-      <w:hyperlink w:history="1" r:id="rIdzg4tnpz1p_ie2rqqpp_ki">
+      <w:hyperlink w:history="1" r:id="rId3qplsplms-xsftncsyn8f">
         <w:r>
           <w:rPr>
             <w:rStyle w:val="Hyperlink"/>
@@ -1160,7 +1160,7 @@
       <w:r>
         <w:t xml:space="preserve"> — modifié — </w:t>
       </w:r>
-      <w:hyperlink w:history="1" r:id="rIdlnne6zucav-utnne5gac9">
+      <w:hyperlink w:history="1" r:id="rIdheakwc-bpdckkw75x97hn">
         <w:r>
           <w:rPr>
             <w:rStyle w:val="Hyperlink"/>
@@ -1197,7 +1197,7 @@
       <w:r>
         <w:t xml:space="preserve"> — modifié — </w:t>
       </w:r>
-      <w:hyperlink w:history="1" r:id="rIdad-nsny6ikminw9tmo1dd">
+      <w:hyperlink w:history="1" r:id="rIdfhv2cb0twwc4bz4vaiio8">
         <w:r>
           <w:rPr>
             <w:rStyle w:val="Hyperlink"/>
@@ -1226,7 +1226,7 @@
       <w:r>
         <w:t xml:space="preserve"> — modifié — </w:t>
       </w:r>
-      <w:hyperlink w:history="1" r:id="rIdtoydf5x0fqkwqfav5u8br">
+      <w:hyperlink w:history="1" r:id="rId8nean2imo-mleufuiqked">
         <w:r>
           <w:rPr>
             <w:rStyle w:val="Hyperlink"/>
@@ -1255,7 +1255,7 @@
       <w:r>
         <w:t xml:space="preserve"> — modifié — </w:t>
       </w:r>
-      <w:hyperlink w:history="1" r:id="rIdxil0iuzc7x7samiroflqe">
+      <w:hyperlink w:history="1" r:id="rIdssjibvwser9y3qie30syq">
         <w:r>
           <w:rPr>
             <w:rStyle w:val="Hyperlink"/>

--- a/docs/developpement/phases/word/PHASE_13_EXERCICE_PAR_LIEU_SAUVEGARDES_CHIFFREES_HORS_SERVEUR.docx
+++ b/docs/developpement/phases/word/PHASE_13_EXERCICE_PAR_LIEU_SAUVEGARDES_CHIFFREES_HORS_SERVEUR.docx
@@ -20,7 +20,7 @@
       <w:r>
         <w:t xml:space="preserve">FlaiX Expert · dossier de développement · généré le 2026-10-04 depuis le dépôt </w:t>
       </w:r>
-      <w:hyperlink w:history="1" r:id="rIdidhbabuzoncxrhcajqi9i">
+      <w:hyperlink w:history="1" r:id="rIdteevxxmz4ree7ngvwocct">
         <w:r>
           <w:rPr>
             <w:rStyle w:val="Hyperlink"/>
@@ -780,7 +780,7 @@
           <w:numId w:val="2"/>
         </w:numPr>
       </w:pPr>
-      <w:hyperlink w:history="1" r:id="rIdsj7bcs_x90lsc1lwjvpne">
+      <w:hyperlink w:history="1" r:id="rIdt2nyygqz1hq57mrvrro50">
         <w:r>
           <w:rPr>
             <w:rStyle w:val="Hyperlink"/>
@@ -800,7 +800,7 @@
           <w:numId w:val="2"/>
         </w:numPr>
       </w:pPr>
-      <w:hyperlink w:history="1" r:id="rIdn4ahrabimit6wp35e4vyr">
+      <w:hyperlink w:history="1" r:id="rId4ia1hthqz86j8dmngbudf">
         <w:r>
           <w:rPr>
             <w:rStyle w:val="Hyperlink"/>
@@ -820,7 +820,7 @@
           <w:numId w:val="2"/>
         </w:numPr>
       </w:pPr>
-      <w:hyperlink w:history="1" r:id="rIdfqihhscegs0ylt17x96dd">
+      <w:hyperlink w:history="1" r:id="rIdq2fn48t3kidihnob5tgw9">
         <w:r>
           <w:rPr>
             <w:rStyle w:val="Hyperlink"/>
@@ -840,7 +840,7 @@
           <w:numId w:val="2"/>
         </w:numPr>
       </w:pPr>
-      <w:hyperlink w:history="1" r:id="rIdl_xf81wqmclbrc2hvskhp">
+      <w:hyperlink w:history="1" r:id="rIdgh37vskz4ytajhv63bgjl">
         <w:r>
           <w:rPr>
             <w:rStyle w:val="Hyperlink"/>
@@ -888,7 +888,7 @@
       <w:r>
         <w:t xml:space="preserve"> — créé — </w:t>
       </w:r>
-      <w:hyperlink w:history="1" r:id="rIdmtoabc5v57uw8iyzaygiz">
+      <w:hyperlink w:history="1" r:id="rIdli4qlqf09fr4hj1zfboy9">
         <w:r>
           <w:rPr>
             <w:rStyle w:val="Hyperlink"/>
@@ -925,7 +925,7 @@
       <w:r>
         <w:t xml:space="preserve"> — modifié — </w:t>
       </w:r>
-      <w:hyperlink w:history="1" r:id="rIdxjzd7omdl14xsruqgkich">
+      <w:hyperlink w:history="1" r:id="rIdii7yihf7ld2mjjxokrtwa">
         <w:r>
           <w:rPr>
             <w:rStyle w:val="Hyperlink"/>
@@ -962,7 +962,7 @@
       <w:r>
         <w:t xml:space="preserve"> — modifié — </w:t>
       </w:r>
-      <w:hyperlink w:history="1" r:id="rId8elyenudgi7ppvxuzorml">
+      <w:hyperlink w:history="1" r:id="rIduc89cspfzh75-ixr-el9z">
         <w:r>
           <w:rPr>
             <w:rStyle w:val="Hyperlink"/>
@@ -999,7 +999,7 @@
       <w:r>
         <w:t xml:space="preserve"> — modifié — </w:t>
       </w:r>
-      <w:hyperlink w:history="1" r:id="rIdahmzxc9ynqykdaphm7_ay">
+      <w:hyperlink w:history="1" r:id="rIdqily_4a_z0vrlxnsr1suz">
         <w:r>
           <w:rPr>
             <w:rStyle w:val="Hyperlink"/>
@@ -1036,7 +1036,7 @@
       <w:r>
         <w:t xml:space="preserve"> — modifié — </w:t>
       </w:r>
-      <w:hyperlink w:history="1" r:id="rId3x5dyet8-e0-b0rhdvdxk">
+      <w:hyperlink w:history="1" r:id="rIdlczl0yfmpwsw0ijsxrpex">
         <w:r>
           <w:rPr>
             <w:rStyle w:val="Hyperlink"/>
@@ -1065,7 +1065,7 @@
       <w:r>
         <w:t xml:space="preserve"> — modifié — </w:t>
       </w:r>
-      <w:hyperlink w:history="1" r:id="rIdlbnf8hrz80zbfeaksuehp">
+      <w:hyperlink w:history="1" r:id="rId4npr_8nuzq5l1q_r_bzzi">
         <w:r>
           <w:rPr>
             <w:rStyle w:val="Hyperlink"/>
@@ -1102,7 +1102,7 @@
       <w:r>
         <w:t xml:space="preserve"> — modifié — </w:t>
       </w:r>
-      <w:hyperlink w:history="1" r:id="rIdwpru7jd-ghc7balytbnwo">
+      <w:hyperlink w:history="1" r:id="rId5q7jt007y_nl7dw6_l0re">
         <w:r>
           <w:rPr>
             <w:rStyle w:val="Hyperlink"/>
@@ -1131,7 +1131,7 @@
       <w:r>
         <w:t xml:space="preserve"> — modifié — </w:t>
       </w:r>
-      <w:hyperlink w:history="1" r:id="rId3qplsplms-xsftncsyn8f">
+      <w:hyperlink w:history="1" r:id="rId5p0o9n2-pszk7ezg62lya">
         <w:r>
           <w:rPr>
             <w:rStyle w:val="Hyperlink"/>
@@ -1160,7 +1160,7 @@
       <w:r>
         <w:t xml:space="preserve"> — modifié — </w:t>
       </w:r>
-      <w:hyperlink w:history="1" r:id="rIdheakwc-bpdckkw75x97hn">
+      <w:hyperlink w:history="1" r:id="rIdh1xt1gwgxogpq_oe37vtc">
         <w:r>
           <w:rPr>
             <w:rStyle w:val="Hyperlink"/>
@@ -1197,7 +1197,7 @@
       <w:r>
         <w:t xml:space="preserve"> — modifié — </w:t>
       </w:r>
-      <w:hyperlink w:history="1" r:id="rIdfhv2cb0twwc4bz4vaiio8">
+      <w:hyperlink w:history="1" r:id="rIdjkforjpitjulhmacf9igh">
         <w:r>
           <w:rPr>
             <w:rStyle w:val="Hyperlink"/>
@@ -1226,7 +1226,7 @@
       <w:r>
         <w:t xml:space="preserve"> — modifié — </w:t>
       </w:r>
-      <w:hyperlink w:history="1" r:id="rId8nean2imo-mleufuiqked">
+      <w:hyperlink w:history="1" r:id="rIdelavmu92igg0q1kdlnoq3">
         <w:r>
           <w:rPr>
             <w:rStyle w:val="Hyperlink"/>
@@ -1255,7 +1255,7 @@
       <w:r>
         <w:t xml:space="preserve"> — modifié — </w:t>
       </w:r>
-      <w:hyperlink w:history="1" r:id="rIdssjibvwser9y3qie30syq">
+      <w:hyperlink w:history="1" r:id="rIdizs5935bdvcytfkgkvgph">
         <w:r>
           <w:rPr>
             <w:rStyle w:val="Hyperlink"/>

--- a/docs/developpement/phases/word/PHASE_13_EXERCICE_PAR_LIEU_SAUVEGARDES_CHIFFREES_HORS_SERVEUR.docx
+++ b/docs/developpement/phases/word/PHASE_13_EXERCICE_PAR_LIEU_SAUVEGARDES_CHIFFREES_HORS_SERVEUR.docx
@@ -20,7 +20,7 @@
       <w:r>
         <w:t xml:space="preserve">FlaiX Expert · dossier de développement · généré le 2026-10-04 depuis le dépôt </w:t>
       </w:r>
-      <w:hyperlink w:history="1" r:id="rIdteevxxmz4ree7ngvwocct">
+      <w:hyperlink w:history="1" r:id="rId0whxundn8p9wda9cyknis">
         <w:r>
           <w:rPr>
             <w:rStyle w:val="Hyperlink"/>
@@ -780,7 +780,7 @@
           <w:numId w:val="2"/>
         </w:numPr>
       </w:pPr>
-      <w:hyperlink w:history="1" r:id="rIdt2nyygqz1hq57mrvrro50">
+      <w:hyperlink w:history="1" r:id="rIdycivsrwvj84-n8gwlfuju">
         <w:r>
           <w:rPr>
             <w:rStyle w:val="Hyperlink"/>
@@ -800,7 +800,7 @@
           <w:numId w:val="2"/>
         </w:numPr>
       </w:pPr>
-      <w:hyperlink w:history="1" r:id="rId4ia1hthqz86j8dmngbudf">
+      <w:hyperlink w:history="1" r:id="rIdmcp3hq_vn_5qmmc4kkvb6">
         <w:r>
           <w:rPr>
             <w:rStyle w:val="Hyperlink"/>
@@ -820,7 +820,7 @@
           <w:numId w:val="2"/>
         </w:numPr>
       </w:pPr>
-      <w:hyperlink w:history="1" r:id="rIdq2fn48t3kidihnob5tgw9">
+      <w:hyperlink w:history="1" r:id="rIdgmmxum5hrodmpm45nhjlf">
         <w:r>
           <w:rPr>
             <w:rStyle w:val="Hyperlink"/>
@@ -840,7 +840,7 @@
           <w:numId w:val="2"/>
         </w:numPr>
       </w:pPr>
-      <w:hyperlink w:history="1" r:id="rIdgh37vskz4ytajhv63bgjl">
+      <w:hyperlink w:history="1" r:id="rIdyftvn5qe-czf-ibbnfok9">
         <w:r>
           <w:rPr>
             <w:rStyle w:val="Hyperlink"/>
@@ -888,7 +888,7 @@
       <w:r>
         <w:t xml:space="preserve"> — créé — </w:t>
       </w:r>
-      <w:hyperlink w:history="1" r:id="rIdli4qlqf09fr4hj1zfboy9">
+      <w:hyperlink w:history="1" r:id="rIdjeiueny1d3hz7lmg7papu">
         <w:r>
           <w:rPr>
             <w:rStyle w:val="Hyperlink"/>
@@ -925,7 +925,7 @@
       <w:r>
         <w:t xml:space="preserve"> — modifié — </w:t>
       </w:r>
-      <w:hyperlink w:history="1" r:id="rIdii7yihf7ld2mjjxokrtwa">
+      <w:hyperlink w:history="1" r:id="rIdic58cicwudrcwsxqmiznr">
         <w:r>
           <w:rPr>
             <w:rStyle w:val="Hyperlink"/>
@@ -962,7 +962,7 @@
       <w:r>
         <w:t xml:space="preserve"> — modifié — </w:t>
       </w:r>
-      <w:hyperlink w:history="1" r:id="rIduc89cspfzh75-ixr-el9z">
+      <w:hyperlink w:history="1" r:id="rId8jhh4ae2usonwcgpugemi">
         <w:r>
           <w:rPr>
             <w:rStyle w:val="Hyperlink"/>
@@ -999,7 +999,7 @@
       <w:r>
         <w:t xml:space="preserve"> — modifié — </w:t>
       </w:r>
-      <w:hyperlink w:history="1" r:id="rIdqily_4a_z0vrlxnsr1suz">
+      <w:hyperlink w:history="1" r:id="rIdlrj1moi9jwld8w_4s3u3d">
         <w:r>
           <w:rPr>
             <w:rStyle w:val="Hyperlink"/>
@@ -1036,7 +1036,7 @@
       <w:r>
         <w:t xml:space="preserve"> — modifié — </w:t>
       </w:r>
-      <w:hyperlink w:history="1" r:id="rIdlczl0yfmpwsw0ijsxrpex">
+      <w:hyperlink w:history="1" r:id="rIdwatmdrqhkhsjrqhndadmu">
         <w:r>
           <w:rPr>
             <w:rStyle w:val="Hyperlink"/>
@@ -1065,7 +1065,7 @@
       <w:r>
         <w:t xml:space="preserve"> — modifié — </w:t>
       </w:r>
-      <w:hyperlink w:history="1" r:id="rId4npr_8nuzq5l1q_r_bzzi">
+      <w:hyperlink w:history="1" r:id="rIdmalet-qnydzzontmua-zf">
         <w:r>
           <w:rPr>
             <w:rStyle w:val="Hyperlink"/>
@@ -1102,7 +1102,7 @@
       <w:r>
         <w:t xml:space="preserve"> — modifié — </w:t>
       </w:r>
-      <w:hyperlink w:history="1" r:id="rId5q7jt007y_nl7dw6_l0re">
+      <w:hyperlink w:history="1" r:id="rIdnu9_mzutrgaemllnczq1y">
         <w:r>
           <w:rPr>
             <w:rStyle w:val="Hyperlink"/>
@@ -1131,7 +1131,7 @@
       <w:r>
         <w:t xml:space="preserve"> — modifié — </w:t>
       </w:r>
-      <w:hyperlink w:history="1" r:id="rId5p0o9n2-pszk7ezg62lya">
+      <w:hyperlink w:history="1" r:id="rIddmpjz53t9ru6oad_vg10c">
         <w:r>
           <w:rPr>
             <w:rStyle w:val="Hyperlink"/>
@@ -1160,7 +1160,7 @@
       <w:r>
         <w:t xml:space="preserve"> — modifié — </w:t>
       </w:r>
-      <w:hyperlink w:history="1" r:id="rIdh1xt1gwgxogpq_oe37vtc">
+      <w:hyperlink w:history="1" r:id="rIdluvsmpujzviykvzcv-1x9">
         <w:r>
           <w:rPr>
             <w:rStyle w:val="Hyperlink"/>
@@ -1197,7 +1197,7 @@
       <w:r>
         <w:t xml:space="preserve"> — modifié — </w:t>
       </w:r>
-      <w:hyperlink w:history="1" r:id="rIdjkforjpitjulhmacf9igh">
+      <w:hyperlink w:history="1" r:id="rIdxvrrgq1nxqjuxjnenintu">
         <w:r>
           <w:rPr>
             <w:rStyle w:val="Hyperlink"/>
@@ -1226,7 +1226,7 @@
       <w:r>
         <w:t xml:space="preserve"> — modifié — </w:t>
       </w:r>
-      <w:hyperlink w:history="1" r:id="rIdelavmu92igg0q1kdlnoq3">
+      <w:hyperlink w:history="1" r:id="rId9wbkeoreoehhubwk8pteb">
         <w:r>
           <w:rPr>
             <w:rStyle w:val="Hyperlink"/>
@@ -1255,7 +1255,7 @@
       <w:r>
         <w:t xml:space="preserve"> — modifié — </w:t>
       </w:r>
-      <w:hyperlink w:history="1" r:id="rIdizs5935bdvcytfkgkvgph">
+      <w:hyperlink w:history="1" r:id="rIdf9l1xfjatvgdz3ygfdtdt">
         <w:r>
           <w:rPr>
             <w:rStyle w:val="Hyperlink"/>

--- a/docs/developpement/phases/word/PHASE_13_EXERCICE_PAR_LIEU_SAUVEGARDES_CHIFFREES_HORS_SERVEUR.docx
+++ b/docs/developpement/phases/word/PHASE_13_EXERCICE_PAR_LIEU_SAUVEGARDES_CHIFFREES_HORS_SERVEUR.docx
@@ -20,7 +20,7 @@
       <w:r>
         <w:t xml:space="preserve">FlaiX Expert · dossier de développement · généré le 2026-10-04 depuis le dépôt </w:t>
       </w:r>
-      <w:hyperlink w:history="1" r:id="rId0whxundn8p9wda9cyknis">
+      <w:hyperlink w:history="1" r:id="rId8ocwsxugyyxdzifsxf0rg">
         <w:r>
           <w:rPr>
             <w:rStyle w:val="Hyperlink"/>
@@ -780,7 +780,7 @@
           <w:numId w:val="2"/>
         </w:numPr>
       </w:pPr>
-      <w:hyperlink w:history="1" r:id="rIdycivsrwvj84-n8gwlfuju">
+      <w:hyperlink w:history="1" r:id="rIdq32epsp2mezkydh1waavu">
         <w:r>
           <w:rPr>
             <w:rStyle w:val="Hyperlink"/>
@@ -800,7 +800,7 @@
           <w:numId w:val="2"/>
         </w:numPr>
       </w:pPr>
-      <w:hyperlink w:history="1" r:id="rIdmcp3hq_vn_5qmmc4kkvb6">
+      <w:hyperlink w:history="1" r:id="rIdnxa1ocfm4crcc_wzpqepm">
         <w:r>
           <w:rPr>
             <w:rStyle w:val="Hyperlink"/>
@@ -820,7 +820,7 @@
           <w:numId w:val="2"/>
         </w:numPr>
       </w:pPr>
-      <w:hyperlink w:history="1" r:id="rIdgmmxum5hrodmpm45nhjlf">
+      <w:hyperlink w:history="1" r:id="rId5dzioicr90-jgn1x9njt0">
         <w:r>
           <w:rPr>
             <w:rStyle w:val="Hyperlink"/>
@@ -840,7 +840,7 @@
           <w:numId w:val="2"/>
         </w:numPr>
       </w:pPr>
-      <w:hyperlink w:history="1" r:id="rIdyftvn5qe-czf-ibbnfok9">
+      <w:hyperlink w:history="1" r:id="rIdb8jk8-ak-a0y3ym8uy_rb">
         <w:r>
           <w:rPr>
             <w:rStyle w:val="Hyperlink"/>
@@ -888,7 +888,7 @@
       <w:r>
         <w:t xml:space="preserve"> — créé — </w:t>
       </w:r>
-      <w:hyperlink w:history="1" r:id="rIdjeiueny1d3hz7lmg7papu">
+      <w:hyperlink w:history="1" r:id="rIdxy4q2vy0myw9shjcs4pet">
         <w:r>
           <w:rPr>
             <w:rStyle w:val="Hyperlink"/>
@@ -925,7 +925,7 @@
       <w:r>
         <w:t xml:space="preserve"> — modifié — </w:t>
       </w:r>
-      <w:hyperlink w:history="1" r:id="rIdic58cicwudrcwsxqmiznr">
+      <w:hyperlink w:history="1" r:id="rIdqq7opta91rpjdase14oza">
         <w:r>
           <w:rPr>
             <w:rStyle w:val="Hyperlink"/>
@@ -962,7 +962,7 @@
       <w:r>
         <w:t xml:space="preserve"> — modifié — </w:t>
       </w:r>
-      <w:hyperlink w:history="1" r:id="rId8jhh4ae2usonwcgpugemi">
+      <w:hyperlink w:history="1" r:id="rIdbxz4chzcgf30p4iq4k-ix">
         <w:r>
           <w:rPr>
             <w:rStyle w:val="Hyperlink"/>
@@ -999,7 +999,7 @@
       <w:r>
         <w:t xml:space="preserve"> — modifié — </w:t>
       </w:r>
-      <w:hyperlink w:history="1" r:id="rIdlrj1moi9jwld8w_4s3u3d">
+      <w:hyperlink w:history="1" r:id="rIdyy5vl9uwjsdflujn2gw3_">
         <w:r>
           <w:rPr>
             <w:rStyle w:val="Hyperlink"/>
@@ -1036,7 +1036,7 @@
       <w:r>
         <w:t xml:space="preserve"> — modifié — </w:t>
       </w:r>
-      <w:hyperlink w:history="1" r:id="rIdwatmdrqhkhsjrqhndadmu">
+      <w:hyperlink w:history="1" r:id="rIdrj_kituvgxkyeegd3zazz">
         <w:r>
           <w:rPr>
             <w:rStyle w:val="Hyperlink"/>
@@ -1065,7 +1065,7 @@
       <w:r>
         <w:t xml:space="preserve"> — modifié — </w:t>
       </w:r>
-      <w:hyperlink w:history="1" r:id="rIdmalet-qnydzzontmua-zf">
+      <w:hyperlink w:history="1" r:id="rIdw6pfuq0ilsih7ajgebw5r">
         <w:r>
           <w:rPr>
             <w:rStyle w:val="Hyperlink"/>
@@ -1102,7 +1102,7 @@
       <w:r>
         <w:t xml:space="preserve"> — modifié — </w:t>
       </w:r>
-      <w:hyperlink w:history="1" r:id="rIdnu9_mzutrgaemllnczq1y">
+      <w:hyperlink w:history="1" r:id="rIdlxbi0jz2tkmvjvj8gbnys">
         <w:r>
           <w:rPr>
             <w:rStyle w:val="Hyperlink"/>
@@ -1131,7 +1131,7 @@
       <w:r>
         <w:t xml:space="preserve"> — modifié — </w:t>
       </w:r>
-      <w:hyperlink w:history="1" r:id="rIddmpjz53t9ru6oad_vg10c">
+      <w:hyperlink w:history="1" r:id="rIdrilbru4cia9idcjju7vct">
         <w:r>
           <w:rPr>
             <w:rStyle w:val="Hyperlink"/>
@@ -1160,7 +1160,7 @@
       <w:r>
         <w:t xml:space="preserve"> — modifié — </w:t>
       </w:r>
-      <w:hyperlink w:history="1" r:id="rIdluvsmpujzviykvzcv-1x9">
+      <w:hyperlink w:history="1" r:id="rIdzrdxmqnakulfatxw0_nf7">
         <w:r>
           <w:rPr>
             <w:rStyle w:val="Hyperlink"/>
@@ -1197,7 +1197,7 @@
       <w:r>
         <w:t xml:space="preserve"> — modifié — </w:t>
       </w:r>
-      <w:hyperlink w:history="1" r:id="rIdxvrrgq1nxqjuxjnenintu">
+      <w:hyperlink w:history="1" r:id="rIdgcjbfhtwnp_m2hbpo99fx">
         <w:r>
           <w:rPr>
             <w:rStyle w:val="Hyperlink"/>
@@ -1226,7 +1226,7 @@
       <w:r>
         <w:t xml:space="preserve"> — modifié — </w:t>
       </w:r>
-      <w:hyperlink w:history="1" r:id="rId9wbkeoreoehhubwk8pteb">
+      <w:hyperlink w:history="1" r:id="rIdk0_dnhpwzihetndqtpd8n">
         <w:r>
           <w:rPr>
             <w:rStyle w:val="Hyperlink"/>
@@ -1255,7 +1255,7 @@
       <w:r>
         <w:t xml:space="preserve"> — modifié — </w:t>
       </w:r>
-      <w:hyperlink w:history="1" r:id="rIdf9l1xfjatvgdz3ygfdtdt">
+      <w:hyperlink w:history="1" r:id="rId5sy3q4kzp73mb8pyt_bm7">
         <w:r>
           <w:rPr>
             <w:rStyle w:val="Hyperlink"/>

--- a/docs/developpement/phases/word/PHASE_13_EXERCICE_PAR_LIEU_SAUVEGARDES_CHIFFREES_HORS_SERVEUR.docx
+++ b/docs/developpement/phases/word/PHASE_13_EXERCICE_PAR_LIEU_SAUVEGARDES_CHIFFREES_HORS_SERVEUR.docx
@@ -20,7 +20,7 @@
       <w:r>
         <w:t xml:space="preserve">FlaiX Expert · dossier de développement · généré le 2026-10-04 depuis le dépôt </w:t>
       </w:r>
-      <w:hyperlink w:history="1" r:id="rId8ocwsxugyyxdzifsxf0rg">
+      <w:hyperlink w:history="1" r:id="rIdhz0nystxfkeh9gr4vrdnt">
         <w:r>
           <w:rPr>
             <w:rStyle w:val="Hyperlink"/>
@@ -780,7 +780,7 @@
           <w:numId w:val="2"/>
         </w:numPr>
       </w:pPr>
-      <w:hyperlink w:history="1" r:id="rIdq32epsp2mezkydh1waavu">
+      <w:hyperlink w:history="1" r:id="rIdjc6kduh99z0ylryl6jmub">
         <w:r>
           <w:rPr>
             <w:rStyle w:val="Hyperlink"/>
@@ -800,7 +800,7 @@
           <w:numId w:val="2"/>
         </w:numPr>
       </w:pPr>
-      <w:hyperlink w:history="1" r:id="rIdnxa1ocfm4crcc_wzpqepm">
+      <w:hyperlink w:history="1" r:id="rIdqoengdswrwkzsn69kemql">
         <w:r>
           <w:rPr>
             <w:rStyle w:val="Hyperlink"/>
@@ -820,7 +820,7 @@
           <w:numId w:val="2"/>
         </w:numPr>
       </w:pPr>
-      <w:hyperlink w:history="1" r:id="rId5dzioicr90-jgn1x9njt0">
+      <w:hyperlink w:history="1" r:id="rIdinhvmddfifkg8fjdlpavl">
         <w:r>
           <w:rPr>
             <w:rStyle w:val="Hyperlink"/>
@@ -840,7 +840,7 @@
           <w:numId w:val="2"/>
         </w:numPr>
       </w:pPr>
-      <w:hyperlink w:history="1" r:id="rIdb8jk8-ak-a0y3ym8uy_rb">
+      <w:hyperlink w:history="1" r:id="rIdwthey8fchovtm8gckiztf">
         <w:r>
           <w:rPr>
             <w:rStyle w:val="Hyperlink"/>
@@ -888,7 +888,7 @@
       <w:r>
         <w:t xml:space="preserve"> — créé — </w:t>
       </w:r>
-      <w:hyperlink w:history="1" r:id="rIdxy4q2vy0myw9shjcs4pet">
+      <w:hyperlink w:history="1" r:id="rIdp69-s6wkjbt3hsyw5t5sv">
         <w:r>
           <w:rPr>
             <w:rStyle w:val="Hyperlink"/>
@@ -925,7 +925,7 @@
       <w:r>
         <w:t xml:space="preserve"> — modifié — </w:t>
       </w:r>
-      <w:hyperlink w:history="1" r:id="rIdqq7opta91rpjdase14oza">
+      <w:hyperlink w:history="1" r:id="rIdpm67xg08lkitc9w_l86v6">
         <w:r>
           <w:rPr>
             <w:rStyle w:val="Hyperlink"/>
@@ -962,7 +962,7 @@
       <w:r>
         <w:t xml:space="preserve"> — modifié — </w:t>
       </w:r>
-      <w:hyperlink w:history="1" r:id="rIdbxz4chzcgf30p4iq4k-ix">
+      <w:hyperlink w:history="1" r:id="rId2scynk8phi-o7nnc6vdgx">
         <w:r>
           <w:rPr>
             <w:rStyle w:val="Hyperlink"/>
@@ -999,7 +999,7 @@
       <w:r>
         <w:t xml:space="preserve"> — modifié — </w:t>
       </w:r>
-      <w:hyperlink w:history="1" r:id="rIdyy5vl9uwjsdflujn2gw3_">
+      <w:hyperlink w:history="1" r:id="rIdjqist0bkxyvokspcylh7t">
         <w:r>
           <w:rPr>
             <w:rStyle w:val="Hyperlink"/>
@@ -1036,7 +1036,7 @@
       <w:r>
         <w:t xml:space="preserve"> — modifié — </w:t>
       </w:r>
-      <w:hyperlink w:history="1" r:id="rIdrj_kituvgxkyeegd3zazz">
+      <w:hyperlink w:history="1" r:id="rIdctlx0xlu790ji895lzpmy">
         <w:r>
           <w:rPr>
             <w:rStyle w:val="Hyperlink"/>
@@ -1065,7 +1065,7 @@
       <w:r>
         <w:t xml:space="preserve"> — modifié — </w:t>
       </w:r>
-      <w:hyperlink w:history="1" r:id="rIdw6pfuq0ilsih7ajgebw5r">
+      <w:hyperlink w:history="1" r:id="rIdket9jhkfn3xabzpcehjqs">
         <w:r>
           <w:rPr>
             <w:rStyle w:val="Hyperlink"/>
@@ -1102,7 +1102,7 @@
       <w:r>
         <w:t xml:space="preserve"> — modifié — </w:t>
       </w:r>
-      <w:hyperlink w:history="1" r:id="rIdlxbi0jz2tkmvjvj8gbnys">
+      <w:hyperlink w:history="1" r:id="rIdxjniv-rlyu9pilad5milx">
         <w:r>
           <w:rPr>
             <w:rStyle w:val="Hyperlink"/>
@@ -1131,7 +1131,7 @@
       <w:r>
         <w:t xml:space="preserve"> — modifié — </w:t>
       </w:r>
-      <w:hyperlink w:history="1" r:id="rIdrilbru4cia9idcjju7vct">
+      <w:hyperlink w:history="1" r:id="rIdg4cu5z3x5f_azkvylduzu">
         <w:r>
           <w:rPr>
             <w:rStyle w:val="Hyperlink"/>
@@ -1160,7 +1160,7 @@
       <w:r>
         <w:t xml:space="preserve"> — modifié — </w:t>
       </w:r>
-      <w:hyperlink w:history="1" r:id="rIdzrdxmqnakulfatxw0_nf7">
+      <w:hyperlink w:history="1" r:id="rId0wf_zaqhncr7l33kvotcd">
         <w:r>
           <w:rPr>
             <w:rStyle w:val="Hyperlink"/>
@@ -1197,7 +1197,7 @@
       <w:r>
         <w:t xml:space="preserve"> — modifié — </w:t>
       </w:r>
-      <w:hyperlink w:history="1" r:id="rIdgcjbfhtwnp_m2hbpo99fx">
+      <w:hyperlink w:history="1" r:id="rIdhnuj2isfiuj7mwemwlby7">
         <w:r>
           <w:rPr>
             <w:rStyle w:val="Hyperlink"/>
@@ -1226,7 +1226,7 @@
       <w:r>
         <w:t xml:space="preserve"> — modifié — </w:t>
       </w:r>
-      <w:hyperlink w:history="1" r:id="rIdk0_dnhpwzihetndqtpd8n">
+      <w:hyperlink w:history="1" r:id="rId-54i5ehy0ptorj2us31cw">
         <w:r>
           <w:rPr>
             <w:rStyle w:val="Hyperlink"/>
@@ -1255,7 +1255,7 @@
       <w:r>
         <w:t xml:space="preserve"> — modifié — </w:t>
       </w:r>
-      <w:hyperlink w:history="1" r:id="rId5sy3q4kzp73mb8pyt_bm7">
+      <w:hyperlink w:history="1" r:id="rIdrevznalopzgknn40tttq0">
         <w:r>
           <w:rPr>
             <w:rStyle w:val="Hyperlink"/>

--- a/docs/developpement/phases/word/PHASE_13_EXERCICE_PAR_LIEU_SAUVEGARDES_CHIFFREES_HORS_SERVEUR.docx
+++ b/docs/developpement/phases/word/PHASE_13_EXERCICE_PAR_LIEU_SAUVEGARDES_CHIFFREES_HORS_SERVEUR.docx
@@ -18,9 +18,9 @@
         <w:shd w:fill="F6F3FF" w:color="auto" w:val="clear"/>
       </w:pPr>
       <w:r>
-        <w:t xml:space="preserve">FlaiX Expert · dossier de développement · généré le 2026-10-04 depuis le dépôt </w:t>
-      </w:r>
-      <w:hyperlink w:history="1" r:id="rIdhz0nystxfkeh9gr4vrdnt">
+        <w:t xml:space="preserve">FlaiX Expert · dossier de développement · généré le 2026-10-19 depuis le dépôt </w:t>
+      </w:r>
+      <w:hyperlink w:history="1" r:id="rId3gb_l00zujze_p6ln49nv">
         <w:r>
           <w:rPr>
             <w:rStyle w:val="Hyperlink"/>
@@ -780,7 +780,7 @@
           <w:numId w:val="2"/>
         </w:numPr>
       </w:pPr>
-      <w:hyperlink w:history="1" r:id="rIdjc6kduh99z0ylryl6jmub">
+      <w:hyperlink w:history="1" r:id="rIdsq8xriyddqujxjxkh7orf">
         <w:r>
           <w:rPr>
             <w:rStyle w:val="Hyperlink"/>
@@ -800,7 +800,7 @@
           <w:numId w:val="2"/>
         </w:numPr>
       </w:pPr>
-      <w:hyperlink w:history="1" r:id="rIdqoengdswrwkzsn69kemql">
+      <w:hyperlink w:history="1" r:id="rIdvaodr_vzczpwutnaitg55">
         <w:r>
           <w:rPr>
             <w:rStyle w:val="Hyperlink"/>
@@ -820,7 +820,7 @@
           <w:numId w:val="2"/>
         </w:numPr>
       </w:pPr>
-      <w:hyperlink w:history="1" r:id="rIdinhvmddfifkg8fjdlpavl">
+      <w:hyperlink w:history="1" r:id="rIdzoeouiqopudblpqjgzyrp">
         <w:r>
           <w:rPr>
             <w:rStyle w:val="Hyperlink"/>
@@ -840,7 +840,7 @@
           <w:numId w:val="2"/>
         </w:numPr>
       </w:pPr>
-      <w:hyperlink w:history="1" r:id="rIdwthey8fchovtm8gckiztf">
+      <w:hyperlink w:history="1" r:id="rId3lu5jl_yisnkdq-yvjs9b">
         <w:r>
           <w:rPr>
             <w:rStyle w:val="Hyperlink"/>
@@ -888,7 +888,7 @@
       <w:r>
         <w:t xml:space="preserve"> — créé — </w:t>
       </w:r>
-      <w:hyperlink w:history="1" r:id="rIdp69-s6wkjbt3hsyw5t5sv">
+      <w:hyperlink w:history="1" r:id="rIdmcjypbqbc82r9g_riyog6">
         <w:r>
           <w:rPr>
             <w:rStyle w:val="Hyperlink"/>
@@ -925,7 +925,7 @@
       <w:r>
         <w:t xml:space="preserve"> — modifié — </w:t>
       </w:r>
-      <w:hyperlink w:history="1" r:id="rIdpm67xg08lkitc9w_l86v6">
+      <w:hyperlink w:history="1" r:id="rIdtevrvzhuyruymuaql1tzx">
         <w:r>
           <w:rPr>
             <w:rStyle w:val="Hyperlink"/>
@@ -962,7 +962,7 @@
       <w:r>
         <w:t xml:space="preserve"> — modifié — </w:t>
       </w:r>
-      <w:hyperlink w:history="1" r:id="rId2scynk8phi-o7nnc6vdgx">
+      <w:hyperlink w:history="1" r:id="rIdzik8eaiaxktl8kz6fn5cf">
         <w:r>
           <w:rPr>
             <w:rStyle w:val="Hyperlink"/>
@@ -999,7 +999,7 @@
       <w:r>
         <w:t xml:space="preserve"> — modifié — </w:t>
       </w:r>
-      <w:hyperlink w:history="1" r:id="rIdjqist0bkxyvokspcylh7t">
+      <w:hyperlink w:history="1" r:id="rId1gmekvrlu8aufzwbmkxau">
         <w:r>
           <w:rPr>
             <w:rStyle w:val="Hyperlink"/>
@@ -1036,7 +1036,7 @@
       <w:r>
         <w:t xml:space="preserve"> — modifié — </w:t>
       </w:r>
-      <w:hyperlink w:history="1" r:id="rIdctlx0xlu790ji895lzpmy">
+      <w:hyperlink w:history="1" r:id="rIdhkncfnykhm5gamz4mludr">
         <w:r>
           <w:rPr>
             <w:rStyle w:val="Hyperlink"/>
@@ -1065,7 +1065,7 @@
       <w:r>
         <w:t xml:space="preserve"> — modifié — </w:t>
       </w:r>
-      <w:hyperlink w:history="1" r:id="rIdket9jhkfn3xabzpcehjqs">
+      <w:hyperlink w:history="1" r:id="rIdzzgspv1ldncnawpsno6ym">
         <w:r>
           <w:rPr>
             <w:rStyle w:val="Hyperlink"/>
@@ -1102,7 +1102,7 @@
       <w:r>
         <w:t xml:space="preserve"> — modifié — </w:t>
       </w:r>
-      <w:hyperlink w:history="1" r:id="rIdxjniv-rlyu9pilad5milx">
+      <w:hyperlink w:history="1" r:id="rIdpuyekubkt2sft0i-bervg">
         <w:r>
           <w:rPr>
             <w:rStyle w:val="Hyperlink"/>
@@ -1131,7 +1131,7 @@
       <w:r>
         <w:t xml:space="preserve"> — modifié — </w:t>
       </w:r>
-      <w:hyperlink w:history="1" r:id="rIdg4cu5z3x5f_azkvylduzu">
+      <w:hyperlink w:history="1" r:id="rIdlna7jmwrbavxfiap3yyrg">
         <w:r>
           <w:rPr>
             <w:rStyle w:val="Hyperlink"/>
@@ -1160,7 +1160,7 @@
       <w:r>
         <w:t xml:space="preserve"> — modifié — </w:t>
       </w:r>
-      <w:hyperlink w:history="1" r:id="rId0wf_zaqhncr7l33kvotcd">
+      <w:hyperlink w:history="1" r:id="rIds_70x5w806wzprph3adyx">
         <w:r>
           <w:rPr>
             <w:rStyle w:val="Hyperlink"/>
@@ -1197,7 +1197,7 @@
       <w:r>
         <w:t xml:space="preserve"> — modifié — </w:t>
       </w:r>
-      <w:hyperlink w:history="1" r:id="rIdhnuj2isfiuj7mwemwlby7">
+      <w:hyperlink w:history="1" r:id="rId5ppvuxzhpj1z7jpv7jace">
         <w:r>
           <w:rPr>
             <w:rStyle w:val="Hyperlink"/>
@@ -1226,7 +1226,7 @@
       <w:r>
         <w:t xml:space="preserve"> — modifié — </w:t>
       </w:r>
-      <w:hyperlink w:history="1" r:id="rId-54i5ehy0ptorj2us31cw">
+      <w:hyperlink w:history="1" r:id="rIdieszesc7hsj-ziussttep">
         <w:r>
           <w:rPr>
             <w:rStyle w:val="Hyperlink"/>
@@ -1255,7 +1255,7 @@
       <w:r>
         <w:t xml:space="preserve"> — modifié — </w:t>
       </w:r>
-      <w:hyperlink w:history="1" r:id="rIdrevznalopzgknn40tttq0">
+      <w:hyperlink w:history="1" r:id="rIdegnqrw2vmxpqpyommjwr2">
         <w:r>
           <w:rPr>
             <w:rStyle w:val="Hyperlink"/>

--- a/docs/developpement/phases/word/PHASE_13_EXERCICE_PAR_LIEU_SAUVEGARDES_CHIFFREES_HORS_SERVEUR.docx
+++ b/docs/developpement/phases/word/PHASE_13_EXERCICE_PAR_LIEU_SAUVEGARDES_CHIFFREES_HORS_SERVEUR.docx
@@ -20,7 +20,7 @@
       <w:r>
         <w:t xml:space="preserve">FlaiX Expert · dossier de développement · généré le 2026-10-19 depuis le dépôt </w:t>
       </w:r>
-      <w:hyperlink w:history="1" r:id="rId3gb_l00zujze_p6ln49nv">
+      <w:hyperlink w:history="1" r:id="rIduczc69uql0gio-dcpd5ip">
         <w:r>
           <w:rPr>
             <w:rStyle w:val="Hyperlink"/>
@@ -780,7 +780,7 @@
           <w:numId w:val="2"/>
         </w:numPr>
       </w:pPr>
-      <w:hyperlink w:history="1" r:id="rIdsq8xriyddqujxjxkh7orf">
+      <w:hyperlink w:history="1" r:id="rId00liofh8vno-8-xynyi8s">
         <w:r>
           <w:rPr>
             <w:rStyle w:val="Hyperlink"/>
@@ -800,7 +800,7 @@
           <w:numId w:val="2"/>
         </w:numPr>
       </w:pPr>
-      <w:hyperlink w:history="1" r:id="rIdvaodr_vzczpwutnaitg55">
+      <w:hyperlink w:history="1" r:id="rIdbx-8208hnqqesyuxck48y">
         <w:r>
           <w:rPr>
             <w:rStyle w:val="Hyperlink"/>
@@ -820,7 +820,7 @@
           <w:numId w:val="2"/>
         </w:numPr>
       </w:pPr>
-      <w:hyperlink w:history="1" r:id="rIdzoeouiqopudblpqjgzyrp">
+      <w:hyperlink w:history="1" r:id="rIde0qmth7dy3oueytkpjj4s">
         <w:r>
           <w:rPr>
             <w:rStyle w:val="Hyperlink"/>
@@ -840,7 +840,7 @@
           <w:numId w:val="2"/>
         </w:numPr>
       </w:pPr>
-      <w:hyperlink w:history="1" r:id="rId3lu5jl_yisnkdq-yvjs9b">
+      <w:hyperlink w:history="1" r:id="rIdqrzlh7siyazr2dj_lydqs">
         <w:r>
           <w:rPr>
             <w:rStyle w:val="Hyperlink"/>
@@ -888,7 +888,7 @@
       <w:r>
         <w:t xml:space="preserve"> — créé — </w:t>
       </w:r>
-      <w:hyperlink w:history="1" r:id="rIdmcjypbqbc82r9g_riyog6">
+      <w:hyperlink w:history="1" r:id="rIdss8t1ifgxmcf6ofrwvzlz">
         <w:r>
           <w:rPr>
             <w:rStyle w:val="Hyperlink"/>
@@ -925,7 +925,7 @@
       <w:r>
         <w:t xml:space="preserve"> — modifié — </w:t>
       </w:r>
-      <w:hyperlink w:history="1" r:id="rIdtevrvzhuyruymuaql1tzx">
+      <w:hyperlink w:history="1" r:id="rIdz-yvdtfixshjkeroteirw">
         <w:r>
           <w:rPr>
             <w:rStyle w:val="Hyperlink"/>
@@ -962,7 +962,7 @@
       <w:r>
         <w:t xml:space="preserve"> — modifié — </w:t>
       </w:r>
-      <w:hyperlink w:history="1" r:id="rIdzik8eaiaxktl8kz6fn5cf">
+      <w:hyperlink w:history="1" r:id="rIdjasfv2uttgo-z2endo-8q">
         <w:r>
           <w:rPr>
             <w:rStyle w:val="Hyperlink"/>
@@ -999,7 +999,7 @@
       <w:r>
         <w:t xml:space="preserve"> — modifié — </w:t>
       </w:r>
-      <w:hyperlink w:history="1" r:id="rId1gmekvrlu8aufzwbmkxau">
+      <w:hyperlink w:history="1" r:id="rIdrejrty869egsusz_8wykn">
         <w:r>
           <w:rPr>
             <w:rStyle w:val="Hyperlink"/>
@@ -1036,7 +1036,7 @@
       <w:r>
         <w:t xml:space="preserve"> — modifié — </w:t>
       </w:r>
-      <w:hyperlink w:history="1" r:id="rIdhkncfnykhm5gamz4mludr">
+      <w:hyperlink w:history="1" r:id="rIdm7cqs5zq0xwn5t4snu5al">
         <w:r>
           <w:rPr>
             <w:rStyle w:val="Hyperlink"/>
@@ -1065,7 +1065,7 @@
       <w:r>
         <w:t xml:space="preserve"> — modifié — </w:t>
       </w:r>
-      <w:hyperlink w:history="1" r:id="rIdzzgspv1ldncnawpsno6ym">
+      <w:hyperlink w:history="1" r:id="rIdgzwkksykuchgaobvmzkkh">
         <w:r>
           <w:rPr>
             <w:rStyle w:val="Hyperlink"/>
@@ -1102,7 +1102,7 @@
       <w:r>
         <w:t xml:space="preserve"> — modifié — </w:t>
       </w:r>
-      <w:hyperlink w:history="1" r:id="rIdpuyekubkt2sft0i-bervg">
+      <w:hyperlink w:history="1" r:id="rIdsb0mknrbktt_7otjkphaj">
         <w:r>
           <w:rPr>
             <w:rStyle w:val="Hyperlink"/>
@@ -1131,7 +1131,7 @@
       <w:r>
         <w:t xml:space="preserve"> — modifié — </w:t>
       </w:r>
-      <w:hyperlink w:history="1" r:id="rIdlna7jmwrbavxfiap3yyrg">
+      <w:hyperlink w:history="1" r:id="rIdhuednv6-abxep5koyirgr">
         <w:r>
           <w:rPr>
             <w:rStyle w:val="Hyperlink"/>
@@ -1160,7 +1160,7 @@
       <w:r>
         <w:t xml:space="preserve"> — modifié — </w:t>
       </w:r>
-      <w:hyperlink w:history="1" r:id="rIds_70x5w806wzprph3adyx">
+      <w:hyperlink w:history="1" r:id="rIdy1trmypk3nyl55ax9y_jj">
         <w:r>
           <w:rPr>
             <w:rStyle w:val="Hyperlink"/>
@@ -1197,7 +1197,7 @@
       <w:r>
         <w:t xml:space="preserve"> — modifié — </w:t>
       </w:r>
-      <w:hyperlink w:history="1" r:id="rId5ppvuxzhpj1z7jpv7jace">
+      <w:hyperlink w:history="1" r:id="rId0matkayp90cp2ttc3pvg_">
         <w:r>
           <w:rPr>
             <w:rStyle w:val="Hyperlink"/>
@@ -1226,7 +1226,7 @@
       <w:r>
         <w:t xml:space="preserve"> — modifié — </w:t>
       </w:r>
-      <w:hyperlink w:history="1" r:id="rIdieszesc7hsj-ziussttep">
+      <w:hyperlink w:history="1" r:id="rIdnsgixmth2d1hadj84j9qd">
         <w:r>
           <w:rPr>
             <w:rStyle w:val="Hyperlink"/>
@@ -1255,7 +1255,7 @@
       <w:r>
         <w:t xml:space="preserve"> — modifié — </w:t>
       </w:r>
-      <w:hyperlink w:history="1" r:id="rIdegnqrw2vmxpqpyommjwr2">
+      <w:hyperlink w:history="1" r:id="rIdrp7-zql4evhrzr8npuw_m">
         <w:r>
           <w:rPr>
             <w:rStyle w:val="Hyperlink"/>

--- a/docs/developpement/phases/word/PHASE_13_EXERCICE_PAR_LIEU_SAUVEGARDES_CHIFFREES_HORS_SERVEUR.docx
+++ b/docs/developpement/phases/word/PHASE_13_EXERCICE_PAR_LIEU_SAUVEGARDES_CHIFFREES_HORS_SERVEUR.docx
@@ -20,7 +20,7 @@
       <w:r>
         <w:t xml:space="preserve">FlaiX Expert · dossier de développement · généré le 2026-10-19 depuis le dépôt </w:t>
       </w:r>
-      <w:hyperlink w:history="1" r:id="rIduczc69uql0gio-dcpd5ip">
+      <w:hyperlink w:history="1" r:id="rIdk8esgli4yojqdxn-qfyqy">
         <w:r>
           <w:rPr>
             <w:rStyle w:val="Hyperlink"/>
@@ -780,7 +780,7 @@
           <w:numId w:val="2"/>
         </w:numPr>
       </w:pPr>
-      <w:hyperlink w:history="1" r:id="rId00liofh8vno-8-xynyi8s">
+      <w:hyperlink w:history="1" r:id="rIdyiqbi09xhvxffqj0sdtft">
         <w:r>
           <w:rPr>
             <w:rStyle w:val="Hyperlink"/>
@@ -800,7 +800,7 @@
           <w:numId w:val="2"/>
         </w:numPr>
       </w:pPr>
-      <w:hyperlink w:history="1" r:id="rIdbx-8208hnqqesyuxck48y">
+      <w:hyperlink w:history="1" r:id="rIdbbkubulootnvrqukmmx53">
         <w:r>
           <w:rPr>
             <w:rStyle w:val="Hyperlink"/>
@@ -820,7 +820,7 @@
           <w:numId w:val="2"/>
         </w:numPr>
       </w:pPr>
-      <w:hyperlink w:history="1" r:id="rIde0qmth7dy3oueytkpjj4s">
+      <w:hyperlink w:history="1" r:id="rIdribh8vlvdkffriljl3zml">
         <w:r>
           <w:rPr>
             <w:rStyle w:val="Hyperlink"/>
@@ -840,7 +840,7 @@
           <w:numId w:val="2"/>
         </w:numPr>
       </w:pPr>
-      <w:hyperlink w:history="1" r:id="rIdqrzlh7siyazr2dj_lydqs">
+      <w:hyperlink w:history="1" r:id="rIdn8y3n2oligwuaxn-hz2pv">
         <w:r>
           <w:rPr>
             <w:rStyle w:val="Hyperlink"/>
@@ -888,7 +888,7 @@
       <w:r>
         <w:t xml:space="preserve"> — créé — </w:t>
       </w:r>
-      <w:hyperlink w:history="1" r:id="rIdss8t1ifgxmcf6ofrwvzlz">
+      <w:hyperlink w:history="1" r:id="rIdvbijy18gmeqs9omg0fb_z">
         <w:r>
           <w:rPr>
             <w:rStyle w:val="Hyperlink"/>
@@ -925,7 +925,7 @@
       <w:r>
         <w:t xml:space="preserve"> — modifié — </w:t>
       </w:r>
-      <w:hyperlink w:history="1" r:id="rIdz-yvdtfixshjkeroteirw">
+      <w:hyperlink w:history="1" r:id="rId9f4mddrlvwt1bc-st-2hb">
         <w:r>
           <w:rPr>
             <w:rStyle w:val="Hyperlink"/>
@@ -962,7 +962,7 @@
       <w:r>
         <w:t xml:space="preserve"> — modifié — </w:t>
       </w:r>
-      <w:hyperlink w:history="1" r:id="rIdjasfv2uttgo-z2endo-8q">
+      <w:hyperlink w:history="1" r:id="rIdgpmrqe9z0ic2m8jg1adfn">
         <w:r>
           <w:rPr>
             <w:rStyle w:val="Hyperlink"/>
@@ -999,7 +999,7 @@
       <w:r>
         <w:t xml:space="preserve"> — modifié — </w:t>
       </w:r>
-      <w:hyperlink w:history="1" r:id="rIdrejrty869egsusz_8wykn">
+      <w:hyperlink w:history="1" r:id="rIdkuti7utuc7qtd-zmuc6c3">
         <w:r>
           <w:rPr>
             <w:rStyle w:val="Hyperlink"/>
@@ -1036,7 +1036,7 @@
       <w:r>
         <w:t xml:space="preserve"> — modifié — </w:t>
       </w:r>
-      <w:hyperlink w:history="1" r:id="rIdm7cqs5zq0xwn5t4snu5al">
+      <w:hyperlink w:history="1" r:id="rIdmlprtoxx56ylfl4jmif93">
         <w:r>
           <w:rPr>
             <w:rStyle w:val="Hyperlink"/>
@@ -1065,7 +1065,7 @@
       <w:r>
         <w:t xml:space="preserve"> — modifié — </w:t>
       </w:r>
-      <w:hyperlink w:history="1" r:id="rIdgzwkksykuchgaobvmzkkh">
+      <w:hyperlink w:history="1" r:id="rIdikjgshfrzpvnv1bxxg6jy">
         <w:r>
           <w:rPr>
             <w:rStyle w:val="Hyperlink"/>
@@ -1102,7 +1102,7 @@
       <w:r>
         <w:t xml:space="preserve"> — modifié — </w:t>
       </w:r>
-      <w:hyperlink w:history="1" r:id="rIdsb0mknrbktt_7otjkphaj">
+      <w:hyperlink w:history="1" r:id="rId2hicouyoqcms88bn-ssui">
         <w:r>
           <w:rPr>
             <w:rStyle w:val="Hyperlink"/>
@@ -1131,7 +1131,7 @@
       <w:r>
         <w:t xml:space="preserve"> — modifié — </w:t>
       </w:r>
-      <w:hyperlink w:history="1" r:id="rIdhuednv6-abxep5koyirgr">
+      <w:hyperlink w:history="1" r:id="rIdcn7ebhini_h8lpcxj3f8y">
         <w:r>
           <w:rPr>
             <w:rStyle w:val="Hyperlink"/>
@@ -1160,7 +1160,7 @@
       <w:r>
         <w:t xml:space="preserve"> — modifié — </w:t>
       </w:r>
-      <w:hyperlink w:history="1" r:id="rIdy1trmypk3nyl55ax9y_jj">
+      <w:hyperlink w:history="1" r:id="rIds5lgbuk4wtvypnymvicjz">
         <w:r>
           <w:rPr>
             <w:rStyle w:val="Hyperlink"/>
@@ -1197,7 +1197,7 @@
       <w:r>
         <w:t xml:space="preserve"> — modifié — </w:t>
       </w:r>
-      <w:hyperlink w:history="1" r:id="rId0matkayp90cp2ttc3pvg_">
+      <w:hyperlink w:history="1" r:id="rId6ee91sym653qwxfle9fxd">
         <w:r>
           <w:rPr>
             <w:rStyle w:val="Hyperlink"/>
@@ -1226,7 +1226,7 @@
       <w:r>
         <w:t xml:space="preserve"> — modifié — </w:t>
       </w:r>
-      <w:hyperlink w:history="1" r:id="rIdnsgixmth2d1hadj84j9qd">
+      <w:hyperlink w:history="1" r:id="rIdq1mtrtyzzv64s1lwagcdw">
         <w:r>
           <w:rPr>
             <w:rStyle w:val="Hyperlink"/>
@@ -1255,7 +1255,7 @@
       <w:r>
         <w:t xml:space="preserve"> — modifié — </w:t>
       </w:r>
-      <w:hyperlink w:history="1" r:id="rIdrp7-zql4evhrzr8npuw_m">
+      <w:hyperlink w:history="1" r:id="rIdvudux4qpapa-q4ypkrsud">
         <w:r>
           <w:rPr>
             <w:rStyle w:val="Hyperlink"/>

--- a/docs/developpement/phases/word/PHASE_13_EXERCICE_PAR_LIEU_SAUVEGARDES_CHIFFREES_HORS_SERVEUR.docx
+++ b/docs/developpement/phases/word/PHASE_13_EXERCICE_PAR_LIEU_SAUVEGARDES_CHIFFREES_HORS_SERVEUR.docx
@@ -20,7 +20,7 @@
       <w:r>
         <w:t xml:space="preserve">FlaiX Expert · dossier de développement · généré le 2026-10-19 depuis le dépôt </w:t>
       </w:r>
-      <w:hyperlink w:history="1" r:id="rIdk8esgli4yojqdxn-qfyqy">
+      <w:hyperlink w:history="1" r:id="rIdpmasvlyhvqbzijc7iq6rb">
         <w:r>
           <w:rPr>
             <w:rStyle w:val="Hyperlink"/>
@@ -780,7 +780,7 @@
           <w:numId w:val="2"/>
         </w:numPr>
       </w:pPr>
-      <w:hyperlink w:history="1" r:id="rIdyiqbi09xhvxffqj0sdtft">
+      <w:hyperlink w:history="1" r:id="rIddbtzu4tyynvdwn-jmuu0v">
         <w:r>
           <w:rPr>
             <w:rStyle w:val="Hyperlink"/>
@@ -800,7 +800,7 @@
           <w:numId w:val="2"/>
         </w:numPr>
       </w:pPr>
-      <w:hyperlink w:history="1" r:id="rIdbbkubulootnvrqukmmx53">
+      <w:hyperlink w:history="1" r:id="rIdstg1b2ltzmjv2rbz4sbxj">
         <w:r>
           <w:rPr>
             <w:rStyle w:val="Hyperlink"/>
@@ -820,7 +820,7 @@
           <w:numId w:val="2"/>
         </w:numPr>
       </w:pPr>
-      <w:hyperlink w:history="1" r:id="rIdribh8vlvdkffriljl3zml">
+      <w:hyperlink w:history="1" r:id="rIdx_bft_rjssorxh9ayysaf">
         <w:r>
           <w:rPr>
             <w:rStyle w:val="Hyperlink"/>
@@ -840,7 +840,7 @@
           <w:numId w:val="2"/>
         </w:numPr>
       </w:pPr>
-      <w:hyperlink w:history="1" r:id="rIdn8y3n2oligwuaxn-hz2pv">
+      <w:hyperlink w:history="1" r:id="rIdpe5-8zmsfnuv_thelk7mw">
         <w:r>
           <w:rPr>
             <w:rStyle w:val="Hyperlink"/>
@@ -888,7 +888,7 @@
       <w:r>
         <w:t xml:space="preserve"> — créé — </w:t>
       </w:r>
-      <w:hyperlink w:history="1" r:id="rIdvbijy18gmeqs9omg0fb_z">
+      <w:hyperlink w:history="1" r:id="rIdmvo52gvymjolssyqmvo4q">
         <w:r>
           <w:rPr>
             <w:rStyle w:val="Hyperlink"/>
@@ -925,7 +925,7 @@
       <w:r>
         <w:t xml:space="preserve"> — modifié — </w:t>
       </w:r>
-      <w:hyperlink w:history="1" r:id="rId9f4mddrlvwt1bc-st-2hb">
+      <w:hyperlink w:history="1" r:id="rIdswtmgsdnviuxgaujjl-gk">
         <w:r>
           <w:rPr>
             <w:rStyle w:val="Hyperlink"/>
@@ -962,7 +962,7 @@
       <w:r>
         <w:t xml:space="preserve"> — modifié — </w:t>
       </w:r>
-      <w:hyperlink w:history="1" r:id="rIdgpmrqe9z0ic2m8jg1adfn">
+      <w:hyperlink w:history="1" r:id="rIdygpzzpdmkwcsuzce9m-2q">
         <w:r>
           <w:rPr>
             <w:rStyle w:val="Hyperlink"/>
@@ -999,7 +999,7 @@
       <w:r>
         <w:t xml:space="preserve"> — modifié — </w:t>
       </w:r>
-      <w:hyperlink w:history="1" r:id="rIdkuti7utuc7qtd-zmuc6c3">
+      <w:hyperlink w:history="1" r:id="rId74prkqnttknd20bgtivum">
         <w:r>
           <w:rPr>
             <w:rStyle w:val="Hyperlink"/>
@@ -1036,7 +1036,7 @@
       <w:r>
         <w:t xml:space="preserve"> — modifié — </w:t>
       </w:r>
-      <w:hyperlink w:history="1" r:id="rIdmlprtoxx56ylfl4jmif93">
+      <w:hyperlink w:history="1" r:id="rIdrna4lybwg-vengf8o4qfi">
         <w:r>
           <w:rPr>
             <w:rStyle w:val="Hyperlink"/>
@@ -1065,7 +1065,7 @@
       <w:r>
         <w:t xml:space="preserve"> — modifié — </w:t>
       </w:r>
-      <w:hyperlink w:history="1" r:id="rIdikjgshfrzpvnv1bxxg6jy">
+      <w:hyperlink w:history="1" r:id="rIdvypzfwhaqeguqbhvhdbjt">
         <w:r>
           <w:rPr>
             <w:rStyle w:val="Hyperlink"/>
@@ -1102,7 +1102,7 @@
       <w:r>
         <w:t xml:space="preserve"> — modifié — </w:t>
       </w:r>
-      <w:hyperlink w:history="1" r:id="rId2hicouyoqcms88bn-ssui">
+      <w:hyperlink w:history="1" r:id="rIdlqzfwxwf53rk_hrjbojpx">
         <w:r>
           <w:rPr>
             <w:rStyle w:val="Hyperlink"/>
@@ -1131,7 +1131,7 @@
       <w:r>
         <w:t xml:space="preserve"> — modifié — </w:t>
       </w:r>
-      <w:hyperlink w:history="1" r:id="rIdcn7ebhini_h8lpcxj3f8y">
+      <w:hyperlink w:history="1" r:id="rIdpjerp5hkp8zfomemfegc5">
         <w:r>
           <w:rPr>
             <w:rStyle w:val="Hyperlink"/>
@@ -1160,7 +1160,7 @@
       <w:r>
         <w:t xml:space="preserve"> — modifié — </w:t>
       </w:r>
-      <w:hyperlink w:history="1" r:id="rIds5lgbuk4wtvypnymvicjz">
+      <w:hyperlink w:history="1" r:id="rIdlqknlhee8gi5p-x-3xauk">
         <w:r>
           <w:rPr>
             <w:rStyle w:val="Hyperlink"/>
@@ -1197,7 +1197,7 @@
       <w:r>
         <w:t xml:space="preserve"> — modifié — </w:t>
       </w:r>
-      <w:hyperlink w:history="1" r:id="rId6ee91sym653qwxfle9fxd">
+      <w:hyperlink w:history="1" r:id="rIdjxcpdzlmjf2xcmczxih_v">
         <w:r>
           <w:rPr>
             <w:rStyle w:val="Hyperlink"/>
@@ -1226,7 +1226,7 @@
       <w:r>
         <w:t xml:space="preserve"> — modifié — </w:t>
       </w:r>
-      <w:hyperlink w:history="1" r:id="rIdq1mtrtyzzv64s1lwagcdw">
+      <w:hyperlink w:history="1" r:id="rIdyfyxkjh1iiqhezcbdk_51">
         <w:r>
           <w:rPr>
             <w:rStyle w:val="Hyperlink"/>
@@ -1255,7 +1255,7 @@
       <w:r>
         <w:t xml:space="preserve"> — modifié — </w:t>
       </w:r>
-      <w:hyperlink w:history="1" r:id="rIdvudux4qpapa-q4ypkrsud">
+      <w:hyperlink w:history="1" r:id="rIdjeiepgwzhs9sfsudsdaig">
         <w:r>
           <w:rPr>
             <w:rStyle w:val="Hyperlink"/>

--- a/docs/developpement/phases/word/PHASE_13_EXERCICE_PAR_LIEU_SAUVEGARDES_CHIFFREES_HORS_SERVEUR.docx
+++ b/docs/developpement/phases/word/PHASE_13_EXERCICE_PAR_LIEU_SAUVEGARDES_CHIFFREES_HORS_SERVEUR.docx
@@ -20,7 +20,7 @@
       <w:r>
         <w:t xml:space="preserve">FlaiX Expert · dossier de développement · généré le 2026-10-19 depuis le dépôt </w:t>
       </w:r>
-      <w:hyperlink w:history="1" r:id="rIdpmasvlyhvqbzijc7iq6rb">
+      <w:hyperlink w:history="1" r:id="rIdru9wtt7h0eep7c7lhjlcx">
         <w:r>
           <w:rPr>
             <w:rStyle w:val="Hyperlink"/>
@@ -780,7 +780,7 @@
           <w:numId w:val="2"/>
         </w:numPr>
       </w:pPr>
-      <w:hyperlink w:history="1" r:id="rIddbtzu4tyynvdwn-jmuu0v">
+      <w:hyperlink w:history="1" r:id="rIdbjw0vaarxyi71oomgcfvd">
         <w:r>
           <w:rPr>
             <w:rStyle w:val="Hyperlink"/>
@@ -800,7 +800,7 @@
           <w:numId w:val="2"/>
         </w:numPr>
       </w:pPr>
-      <w:hyperlink w:history="1" r:id="rIdstg1b2ltzmjv2rbz4sbxj">
+      <w:hyperlink w:history="1" r:id="rIdxjgkkojueks0lpmbbcl6e">
         <w:r>
           <w:rPr>
             <w:rStyle w:val="Hyperlink"/>
@@ -820,7 +820,7 @@
           <w:numId w:val="2"/>
         </w:numPr>
       </w:pPr>
-      <w:hyperlink w:history="1" r:id="rIdx_bft_rjssorxh9ayysaf">
+      <w:hyperlink w:history="1" r:id="rId0cfzhbpjnxfhm30n2w8mg">
         <w:r>
           <w:rPr>
             <w:rStyle w:val="Hyperlink"/>
@@ -840,7 +840,7 @@
           <w:numId w:val="2"/>
         </w:numPr>
       </w:pPr>
-      <w:hyperlink w:history="1" r:id="rIdpe5-8zmsfnuv_thelk7mw">
+      <w:hyperlink w:history="1" r:id="rIdk5cyz43t1mrotvyzthsip">
         <w:r>
           <w:rPr>
             <w:rStyle w:val="Hyperlink"/>
@@ -888,7 +888,7 @@
       <w:r>
         <w:t xml:space="preserve"> — créé — </w:t>
       </w:r>
-      <w:hyperlink w:history="1" r:id="rIdmvo52gvymjolssyqmvo4q">
+      <w:hyperlink w:history="1" r:id="rIdebcyxpiv3rlce0puofkta">
         <w:r>
           <w:rPr>
             <w:rStyle w:val="Hyperlink"/>
@@ -925,7 +925,7 @@
       <w:r>
         <w:t xml:space="preserve"> — modifié — </w:t>
       </w:r>
-      <w:hyperlink w:history="1" r:id="rIdswtmgsdnviuxgaujjl-gk">
+      <w:hyperlink w:history="1" r:id="rIdygcq-xt37j-5kqxlaqbbu">
         <w:r>
           <w:rPr>
             <w:rStyle w:val="Hyperlink"/>
@@ -962,7 +962,7 @@
       <w:r>
         <w:t xml:space="preserve"> — modifié — </w:t>
       </w:r>
-      <w:hyperlink w:history="1" r:id="rIdygpzzpdmkwcsuzce9m-2q">
+      <w:hyperlink w:history="1" r:id="rIdpw02yizddvj3plix_2mg8">
         <w:r>
           <w:rPr>
             <w:rStyle w:val="Hyperlink"/>
@@ -999,7 +999,7 @@
       <w:r>
         <w:t xml:space="preserve"> — modifié — </w:t>
       </w:r>
-      <w:hyperlink w:history="1" r:id="rId74prkqnttknd20bgtivum">
+      <w:hyperlink w:history="1" r:id="rId8bkykovjd5mi4f0o4yvjm">
         <w:r>
           <w:rPr>
             <w:rStyle w:val="Hyperlink"/>
@@ -1036,7 +1036,7 @@
       <w:r>
         <w:t xml:space="preserve"> — modifié — </w:t>
       </w:r>
-      <w:hyperlink w:history="1" r:id="rIdrna4lybwg-vengf8o4qfi">
+      <w:hyperlink w:history="1" r:id="rIdbmifrb7untvef8u93z7ly">
         <w:r>
           <w:rPr>
             <w:rStyle w:val="Hyperlink"/>
@@ -1065,7 +1065,7 @@
       <w:r>
         <w:t xml:space="preserve"> — modifié — </w:t>
       </w:r>
-      <w:hyperlink w:history="1" r:id="rIdvypzfwhaqeguqbhvhdbjt">
+      <w:hyperlink w:history="1" r:id="rIdki58icvypo6rzeqvrz1wd">
         <w:r>
           <w:rPr>
             <w:rStyle w:val="Hyperlink"/>
@@ -1102,7 +1102,7 @@
       <w:r>
         <w:t xml:space="preserve"> — modifié — </w:t>
       </w:r>
-      <w:hyperlink w:history="1" r:id="rIdlqzfwxwf53rk_hrjbojpx">
+      <w:hyperlink w:history="1" r:id="rIdhl0rwkik0wqadcfvbj_y2">
         <w:r>
           <w:rPr>
             <w:rStyle w:val="Hyperlink"/>
@@ -1131,7 +1131,7 @@
       <w:r>
         <w:t xml:space="preserve"> — modifié — </w:t>
       </w:r>
-      <w:hyperlink w:history="1" r:id="rIdpjerp5hkp8zfomemfegc5">
+      <w:hyperlink w:history="1" r:id="rIdui06i1lfxnrawuykdxo9i">
         <w:r>
           <w:rPr>
             <w:rStyle w:val="Hyperlink"/>
@@ -1160,7 +1160,7 @@
       <w:r>
         <w:t xml:space="preserve"> — modifié — </w:t>
       </w:r>
-      <w:hyperlink w:history="1" r:id="rIdlqknlhee8gi5p-x-3xauk">
+      <w:hyperlink w:history="1" r:id="rIdxbowbvwkn1pn1q5ngv8gy">
         <w:r>
           <w:rPr>
             <w:rStyle w:val="Hyperlink"/>
@@ -1197,7 +1197,7 @@
       <w:r>
         <w:t xml:space="preserve"> — modifié — </w:t>
       </w:r>
-      <w:hyperlink w:history="1" r:id="rIdjxcpdzlmjf2xcmczxih_v">
+      <w:hyperlink w:history="1" r:id="rIdh5uwhcemeq46hckl2mvxn">
         <w:r>
           <w:rPr>
             <w:rStyle w:val="Hyperlink"/>
@@ -1226,7 +1226,7 @@
       <w:r>
         <w:t xml:space="preserve"> — modifié — </w:t>
       </w:r>
-      <w:hyperlink w:history="1" r:id="rIdyfyxkjh1iiqhezcbdk_51">
+      <w:hyperlink w:history="1" r:id="rIdhhxvcradgjd7-9bjejxtw">
         <w:r>
           <w:rPr>
             <w:rStyle w:val="Hyperlink"/>
@@ -1255,7 +1255,7 @@
       <w:r>
         <w:t xml:space="preserve"> — modifié — </w:t>
       </w:r>
-      <w:hyperlink w:history="1" r:id="rIdjeiepgwzhs9sfsudsdaig">
+      <w:hyperlink w:history="1" r:id="rIdse-kwif1glkuz4cloa6s1">
         <w:r>
           <w:rPr>
             <w:rStyle w:val="Hyperlink"/>

--- a/docs/developpement/phases/word/PHASE_13_EXERCICE_PAR_LIEU_SAUVEGARDES_CHIFFREES_HORS_SERVEUR.docx
+++ b/docs/developpement/phases/word/PHASE_13_EXERCICE_PAR_LIEU_SAUVEGARDES_CHIFFREES_HORS_SERVEUR.docx
@@ -18,9 +18,9 @@
         <w:shd w:fill="F6F3FF" w:color="auto" w:val="clear"/>
       </w:pPr>
       <w:r>
-        <w:t xml:space="preserve">FlaiX Expert · dossier de développement · généré le 2026-10-19 depuis le dépôt </w:t>
-      </w:r>
-      <w:hyperlink w:history="1" r:id="rIdru9wtt7h0eep7c7lhjlcx">
+        <w:t xml:space="preserve">FlaiX Expert · dossier de développement · généré le 2026-10-21 depuis le dépôt </w:t>
+      </w:r>
+      <w:hyperlink w:history="1" r:id="rIdfhmnjz_epubex7mqyy8bv">
         <w:r>
           <w:rPr>
             <w:rStyle w:val="Hyperlink"/>
@@ -780,7 +780,7 @@
           <w:numId w:val="2"/>
         </w:numPr>
       </w:pPr>
-      <w:hyperlink w:history="1" r:id="rIdbjw0vaarxyi71oomgcfvd">
+      <w:hyperlink w:history="1" r:id="rId9bipz82a-fbvmlkiph1em">
         <w:r>
           <w:rPr>
             <w:rStyle w:val="Hyperlink"/>
@@ -800,7 +800,7 @@
           <w:numId w:val="2"/>
         </w:numPr>
       </w:pPr>
-      <w:hyperlink w:history="1" r:id="rIdxjgkkojueks0lpmbbcl6e">
+      <w:hyperlink w:history="1" r:id="rIdokvvwmod4cmca_gxxoiqp">
         <w:r>
           <w:rPr>
             <w:rStyle w:val="Hyperlink"/>
@@ -820,7 +820,7 @@
           <w:numId w:val="2"/>
         </w:numPr>
       </w:pPr>
-      <w:hyperlink w:history="1" r:id="rId0cfzhbpjnxfhm30n2w8mg">
+      <w:hyperlink w:history="1" r:id="rId36a6ab4ytsdsgxf5gahwx">
         <w:r>
           <w:rPr>
             <w:rStyle w:val="Hyperlink"/>
@@ -840,7 +840,7 @@
           <w:numId w:val="2"/>
         </w:numPr>
       </w:pPr>
-      <w:hyperlink w:history="1" r:id="rIdk5cyz43t1mrotvyzthsip">
+      <w:hyperlink w:history="1" r:id="rIdc-u_fli1fezjndtv1qswb">
         <w:r>
           <w:rPr>
             <w:rStyle w:val="Hyperlink"/>
@@ -888,7 +888,7 @@
       <w:r>
         <w:t xml:space="preserve"> — créé — </w:t>
       </w:r>
-      <w:hyperlink w:history="1" r:id="rIdebcyxpiv3rlce0puofkta">
+      <w:hyperlink w:history="1" r:id="rIdzibzwevabmulp3otyla3m">
         <w:r>
           <w:rPr>
             <w:rStyle w:val="Hyperlink"/>
@@ -925,7 +925,7 @@
       <w:r>
         <w:t xml:space="preserve"> — modifié — </w:t>
       </w:r>
-      <w:hyperlink w:history="1" r:id="rIdygcq-xt37j-5kqxlaqbbu">
+      <w:hyperlink w:history="1" r:id="rIdyltlxck7olva4nilkx78c">
         <w:r>
           <w:rPr>
             <w:rStyle w:val="Hyperlink"/>
@@ -962,7 +962,7 @@
       <w:r>
         <w:t xml:space="preserve"> — modifié — </w:t>
       </w:r>
-      <w:hyperlink w:history="1" r:id="rIdpw02yizddvj3plix_2mg8">
+      <w:hyperlink w:history="1" r:id="rId2u03ly4bgqckloaxnwgwi">
         <w:r>
           <w:rPr>
             <w:rStyle w:val="Hyperlink"/>
@@ -999,7 +999,7 @@
       <w:r>
         <w:t xml:space="preserve"> — modifié — </w:t>
       </w:r>
-      <w:hyperlink w:history="1" r:id="rId8bkykovjd5mi4f0o4yvjm">
+      <w:hyperlink w:history="1" r:id="rIdz7kvfq2mxq143uzjlbj2f">
         <w:r>
           <w:rPr>
             <w:rStyle w:val="Hyperlink"/>
@@ -1036,7 +1036,7 @@
       <w:r>
         <w:t xml:space="preserve"> — modifié — </w:t>
       </w:r>
-      <w:hyperlink w:history="1" r:id="rIdbmifrb7untvef8u93z7ly">
+      <w:hyperlink w:history="1" r:id="rIdquwbwya7rvspenms6sqjb">
         <w:r>
           <w:rPr>
             <w:rStyle w:val="Hyperlink"/>
@@ -1065,7 +1065,7 @@
       <w:r>
         <w:t xml:space="preserve"> — modifié — </w:t>
       </w:r>
-      <w:hyperlink w:history="1" r:id="rIdki58icvypo6rzeqvrz1wd">
+      <w:hyperlink w:history="1" r:id="rId9nbdok5gnp-pxg3mnz0sk">
         <w:r>
           <w:rPr>
             <w:rStyle w:val="Hyperlink"/>
@@ -1102,7 +1102,7 @@
       <w:r>
         <w:t xml:space="preserve"> — modifié — </w:t>
       </w:r>
-      <w:hyperlink w:history="1" r:id="rIdhl0rwkik0wqadcfvbj_y2">
+      <w:hyperlink w:history="1" r:id="rIdb0astbq3tm4az8qevi-kx">
         <w:r>
           <w:rPr>
             <w:rStyle w:val="Hyperlink"/>
@@ -1131,7 +1131,7 @@
       <w:r>
         <w:t xml:space="preserve"> — modifié — </w:t>
       </w:r>
-      <w:hyperlink w:history="1" r:id="rIdui06i1lfxnrawuykdxo9i">
+      <w:hyperlink w:history="1" r:id="rIdq1-md8vrt71gib-1hxezy">
         <w:r>
           <w:rPr>
             <w:rStyle w:val="Hyperlink"/>
@@ -1160,7 +1160,7 @@
       <w:r>
         <w:t xml:space="preserve"> — modifié — </w:t>
       </w:r>
-      <w:hyperlink w:history="1" r:id="rIdxbowbvwkn1pn1q5ngv8gy">
+      <w:hyperlink w:history="1" r:id="rIdxinyhvsiy4fhbk4-ss3so">
         <w:r>
           <w:rPr>
             <w:rStyle w:val="Hyperlink"/>
@@ -1197,7 +1197,7 @@
       <w:r>
         <w:t xml:space="preserve"> — modifié — </w:t>
       </w:r>
-      <w:hyperlink w:history="1" r:id="rIdh5uwhcemeq46hckl2mvxn">
+      <w:hyperlink w:history="1" r:id="rIdyczhrw0o4dlklobvru9j1">
         <w:r>
           <w:rPr>
             <w:rStyle w:val="Hyperlink"/>
@@ -1226,7 +1226,7 @@
       <w:r>
         <w:t xml:space="preserve"> — modifié — </w:t>
       </w:r>
-      <w:hyperlink w:history="1" r:id="rIdhhxvcradgjd7-9bjejxtw">
+      <w:hyperlink w:history="1" r:id="rIddecofidpy_kp_yziafest">
         <w:r>
           <w:rPr>
             <w:rStyle w:val="Hyperlink"/>
@@ -1255,7 +1255,7 @@
       <w:r>
         <w:t xml:space="preserve"> — modifié — </w:t>
       </w:r>
-      <w:hyperlink w:history="1" r:id="rIdse-kwif1glkuz4cloa6s1">
+      <w:hyperlink w:history="1" r:id="rIdd-5lmmsnsho69rqdyemei">
         <w:r>
           <w:rPr>
             <w:rStyle w:val="Hyperlink"/>

--- a/docs/developpement/phases/word/PHASE_13_EXERCICE_PAR_LIEU_SAUVEGARDES_CHIFFREES_HORS_SERVEUR.docx
+++ b/docs/developpement/phases/word/PHASE_13_EXERCICE_PAR_LIEU_SAUVEGARDES_CHIFFREES_HORS_SERVEUR.docx
@@ -20,7 +20,7 @@
       <w:r>
         <w:t xml:space="preserve">FlaiX Expert · dossier de développement · généré le 2026-10-21 depuis le dépôt </w:t>
       </w:r>
-      <w:hyperlink w:history="1" r:id="rIdfhmnjz_epubex7mqyy8bv">
+      <w:hyperlink w:history="1" r:id="rIdcp7ungq4impejjgitmfz1">
         <w:r>
           <w:rPr>
             <w:rStyle w:val="Hyperlink"/>
@@ -780,7 +780,7 @@
           <w:numId w:val="2"/>
         </w:numPr>
       </w:pPr>
-      <w:hyperlink w:history="1" r:id="rId9bipz82a-fbvmlkiph1em">
+      <w:hyperlink w:history="1" r:id="rIdvtv3wa1pnkhnpotq1r6w_">
         <w:r>
           <w:rPr>
             <w:rStyle w:val="Hyperlink"/>
@@ -800,7 +800,7 @@
           <w:numId w:val="2"/>
         </w:numPr>
       </w:pPr>
-      <w:hyperlink w:history="1" r:id="rIdokvvwmod4cmca_gxxoiqp">
+      <w:hyperlink w:history="1" r:id="rIdnvqrudfwq6gngr1aeffuk">
         <w:r>
           <w:rPr>
             <w:rStyle w:val="Hyperlink"/>
@@ -820,7 +820,7 @@
           <w:numId w:val="2"/>
         </w:numPr>
       </w:pPr>
-      <w:hyperlink w:history="1" r:id="rId36a6ab4ytsdsgxf5gahwx">
+      <w:hyperlink w:history="1" r:id="rIdvo7tyr9npoctjbzqcvnx1">
         <w:r>
           <w:rPr>
             <w:rStyle w:val="Hyperlink"/>
@@ -840,7 +840,7 @@
           <w:numId w:val="2"/>
         </w:numPr>
       </w:pPr>
-      <w:hyperlink w:history="1" r:id="rIdc-u_fli1fezjndtv1qswb">
+      <w:hyperlink w:history="1" r:id="rIdx_rbzlowihrz7is8hlu2d">
         <w:r>
           <w:rPr>
             <w:rStyle w:val="Hyperlink"/>
@@ -888,7 +888,7 @@
       <w:r>
         <w:t xml:space="preserve"> — créé — </w:t>
       </w:r>
-      <w:hyperlink w:history="1" r:id="rIdzibzwevabmulp3otyla3m">
+      <w:hyperlink w:history="1" r:id="rIdokkv4jmmvnhn7datehdox">
         <w:r>
           <w:rPr>
             <w:rStyle w:val="Hyperlink"/>
@@ -925,7 +925,7 @@
       <w:r>
         <w:t xml:space="preserve"> — modifié — </w:t>
       </w:r>
-      <w:hyperlink w:history="1" r:id="rIdyltlxck7olva4nilkx78c">
+      <w:hyperlink w:history="1" r:id="rIdzqztked4zvg9qzg7u-pbq">
         <w:r>
           <w:rPr>
             <w:rStyle w:val="Hyperlink"/>
@@ -962,7 +962,7 @@
       <w:r>
         <w:t xml:space="preserve"> — modifié — </w:t>
       </w:r>
-      <w:hyperlink w:history="1" r:id="rId2u03ly4bgqckloaxnwgwi">
+      <w:hyperlink w:history="1" r:id="rIdrbzikxodvpve2fzybevch">
         <w:r>
           <w:rPr>
             <w:rStyle w:val="Hyperlink"/>
@@ -999,7 +999,7 @@
       <w:r>
         <w:t xml:space="preserve"> — modifié — </w:t>
       </w:r>
-      <w:hyperlink w:history="1" r:id="rIdz7kvfq2mxq143uzjlbj2f">
+      <w:hyperlink w:history="1" r:id="rId6dka7jvjsx3osqqrvahf7">
         <w:r>
           <w:rPr>
             <w:rStyle w:val="Hyperlink"/>
@@ -1036,7 +1036,7 @@
       <w:r>
         <w:t xml:space="preserve"> — modifié — </w:t>
       </w:r>
-      <w:hyperlink w:history="1" r:id="rIdquwbwya7rvspenms6sqjb">
+      <w:hyperlink w:history="1" r:id="rIddcswk1gyi75n5p9to4odk">
         <w:r>
           <w:rPr>
             <w:rStyle w:val="Hyperlink"/>
@@ -1065,7 +1065,7 @@
       <w:r>
         <w:t xml:space="preserve"> — modifié — </w:t>
       </w:r>
-      <w:hyperlink w:history="1" r:id="rId9nbdok5gnp-pxg3mnz0sk">
+      <w:hyperlink w:history="1" r:id="rIdl8_bfw6wrz6bm0nixwsqm">
         <w:r>
           <w:rPr>
             <w:rStyle w:val="Hyperlink"/>
@@ -1102,7 +1102,7 @@
       <w:r>
         <w:t xml:space="preserve"> — modifié — </w:t>
       </w:r>
-      <w:hyperlink w:history="1" r:id="rIdb0astbq3tm4az8qevi-kx">
+      <w:hyperlink w:history="1" r:id="rId7y_sjwo1n8ugix99e2mdw">
         <w:r>
           <w:rPr>
             <w:rStyle w:val="Hyperlink"/>
@@ -1131,7 +1131,7 @@
       <w:r>
         <w:t xml:space="preserve"> — modifié — </w:t>
       </w:r>
-      <w:hyperlink w:history="1" r:id="rIdq1-md8vrt71gib-1hxezy">
+      <w:hyperlink w:history="1" r:id="rIdhaf8t7m8njzwswxpep2gm">
         <w:r>
           <w:rPr>
             <w:rStyle w:val="Hyperlink"/>
@@ -1160,7 +1160,7 @@
       <w:r>
         <w:t xml:space="preserve"> — modifié — </w:t>
       </w:r>
-      <w:hyperlink w:history="1" r:id="rIdxinyhvsiy4fhbk4-ss3so">
+      <w:hyperlink w:history="1" r:id="rIdmv76tuifcj9scpudd-rmn">
         <w:r>
           <w:rPr>
             <w:rStyle w:val="Hyperlink"/>
@@ -1197,7 +1197,7 @@
       <w:r>
         <w:t xml:space="preserve"> — modifié — </w:t>
       </w:r>
-      <w:hyperlink w:history="1" r:id="rIdyczhrw0o4dlklobvru9j1">
+      <w:hyperlink w:history="1" r:id="rIdcgqzx2opcvxnafxqrboep">
         <w:r>
           <w:rPr>
             <w:rStyle w:val="Hyperlink"/>
@@ -1226,7 +1226,7 @@
       <w:r>
         <w:t xml:space="preserve"> — modifié — </w:t>
       </w:r>
-      <w:hyperlink w:history="1" r:id="rIddecofidpy_kp_yziafest">
+      <w:hyperlink w:history="1" r:id="rIdcirpp59ysbzlj8gvsgk5z">
         <w:r>
           <w:rPr>
             <w:rStyle w:val="Hyperlink"/>
@@ -1255,7 +1255,7 @@
       <w:r>
         <w:t xml:space="preserve"> — modifié — </w:t>
       </w:r>
-      <w:hyperlink w:history="1" r:id="rIdd-5lmmsnsho69rqdyemei">
+      <w:hyperlink w:history="1" r:id="rIdm-iyx9vk9vn2l-owdgjez">
         <w:r>
           <w:rPr>
             <w:rStyle w:val="Hyperlink"/>

--- a/docs/developpement/phases/word/PHASE_13_EXERCICE_PAR_LIEU_SAUVEGARDES_CHIFFREES_HORS_SERVEUR.docx
+++ b/docs/developpement/phases/word/PHASE_13_EXERCICE_PAR_LIEU_SAUVEGARDES_CHIFFREES_HORS_SERVEUR.docx
@@ -18,9 +18,9 @@
         <w:shd w:fill="F6F3FF" w:color="auto" w:val="clear"/>
       </w:pPr>
       <w:r>
-        <w:t xml:space="preserve">FlaiX Expert · dossier de développement · généré le 2026-10-21 depuis le dépôt </w:t>
-      </w:r>
-      <w:hyperlink w:history="1" r:id="rIdcp7ungq4impejjgitmfz1">
+        <w:t xml:space="preserve">FlaiX Expert · dossier de développement · généré le 2026-10-23 depuis le dépôt </w:t>
+      </w:r>
+      <w:hyperlink w:history="1" r:id="rIdzvk31oyy71ftrlh5clkhf">
         <w:r>
           <w:rPr>
             <w:rStyle w:val="Hyperlink"/>
@@ -780,7 +780,7 @@
           <w:numId w:val="2"/>
         </w:numPr>
       </w:pPr>
-      <w:hyperlink w:history="1" r:id="rIdvtv3wa1pnkhnpotq1r6w_">
+      <w:hyperlink w:history="1" r:id="rIdzjyvhkajzevgwvoplh8pw">
         <w:r>
           <w:rPr>
             <w:rStyle w:val="Hyperlink"/>
@@ -800,7 +800,7 @@
           <w:numId w:val="2"/>
         </w:numPr>
       </w:pPr>
-      <w:hyperlink w:history="1" r:id="rIdnvqrudfwq6gngr1aeffuk">
+      <w:hyperlink w:history="1" r:id="rIdwln_hvtsgqcrsxxer3exn">
         <w:r>
           <w:rPr>
             <w:rStyle w:val="Hyperlink"/>
@@ -820,7 +820,7 @@
           <w:numId w:val="2"/>
         </w:numPr>
       </w:pPr>
-      <w:hyperlink w:history="1" r:id="rIdvo7tyr9npoctjbzqcvnx1">
+      <w:hyperlink w:history="1" r:id="rId8ldttcjtfrdjexuzzhxed">
         <w:r>
           <w:rPr>
             <w:rStyle w:val="Hyperlink"/>
@@ -840,7 +840,7 @@
           <w:numId w:val="2"/>
         </w:numPr>
       </w:pPr>
-      <w:hyperlink w:history="1" r:id="rIdx_rbzlowihrz7is8hlu2d">
+      <w:hyperlink w:history="1" r:id="rIdxcm9gnqtdcobvhx8csltu">
         <w:r>
           <w:rPr>
             <w:rStyle w:val="Hyperlink"/>
@@ -888,7 +888,7 @@
       <w:r>
         <w:t xml:space="preserve"> — créé — </w:t>
       </w:r>
-      <w:hyperlink w:history="1" r:id="rIdokkv4jmmvnhn7datehdox">
+      <w:hyperlink w:history="1" r:id="rIdpgqj2njtlwm9jqukv6cdo">
         <w:r>
           <w:rPr>
             <w:rStyle w:val="Hyperlink"/>
@@ -925,7 +925,7 @@
       <w:r>
         <w:t xml:space="preserve"> — modifié — </w:t>
       </w:r>
-      <w:hyperlink w:history="1" r:id="rIdzqztked4zvg9qzg7u-pbq">
+      <w:hyperlink w:history="1" r:id="rId4xs_p4wpze87clyrqc835">
         <w:r>
           <w:rPr>
             <w:rStyle w:val="Hyperlink"/>
@@ -962,7 +962,7 @@
       <w:r>
         <w:t xml:space="preserve"> — modifié — </w:t>
       </w:r>
-      <w:hyperlink w:history="1" r:id="rIdrbzikxodvpve2fzybevch">
+      <w:hyperlink w:history="1" r:id="rIdr20ks-vcikiuy2_xcjwab">
         <w:r>
           <w:rPr>
             <w:rStyle w:val="Hyperlink"/>
@@ -999,7 +999,7 @@
       <w:r>
         <w:t xml:space="preserve"> — modifié — </w:t>
       </w:r>
-      <w:hyperlink w:history="1" r:id="rId6dka7jvjsx3osqqrvahf7">
+      <w:hyperlink w:history="1" r:id="rIdl6ffvpzloqejp-8s-dgea">
         <w:r>
           <w:rPr>
             <w:rStyle w:val="Hyperlink"/>
@@ -1036,7 +1036,7 @@
       <w:r>
         <w:t xml:space="preserve"> — modifié — </w:t>
       </w:r>
-      <w:hyperlink w:history="1" r:id="rIddcswk1gyi75n5p9to4odk">
+      <w:hyperlink w:history="1" r:id="rIdxm_bo8ko8rx9falpqm19a">
         <w:r>
           <w:rPr>
             <w:rStyle w:val="Hyperlink"/>
@@ -1065,7 +1065,7 @@
       <w:r>
         <w:t xml:space="preserve"> — modifié — </w:t>
       </w:r>
-      <w:hyperlink w:history="1" r:id="rIdl8_bfw6wrz6bm0nixwsqm">
+      <w:hyperlink w:history="1" r:id="rIdelaeaopadgfbhgfgshhcn">
         <w:r>
           <w:rPr>
             <w:rStyle w:val="Hyperlink"/>
@@ -1102,7 +1102,7 @@
       <w:r>
         <w:t xml:space="preserve"> — modifié — </w:t>
       </w:r>
-      <w:hyperlink w:history="1" r:id="rId7y_sjwo1n8ugix99e2mdw">
+      <w:hyperlink w:history="1" r:id="rId943wnfxyr9sr-flmsbnu2">
         <w:r>
           <w:rPr>
             <w:rStyle w:val="Hyperlink"/>
@@ -1131,7 +1131,7 @@
       <w:r>
         <w:t xml:space="preserve"> — modifié — </w:t>
       </w:r>
-      <w:hyperlink w:history="1" r:id="rIdhaf8t7m8njzwswxpep2gm">
+      <w:hyperlink w:history="1" r:id="rIdcsdttnba3_j9wuyjgrnik">
         <w:r>
           <w:rPr>
             <w:rStyle w:val="Hyperlink"/>
@@ -1160,7 +1160,7 @@
       <w:r>
         <w:t xml:space="preserve"> — modifié — </w:t>
       </w:r>
-      <w:hyperlink w:history="1" r:id="rIdmv76tuifcj9scpudd-rmn">
+      <w:hyperlink w:history="1" r:id="rIdllu5k8zt9ftrkdpxtr4pc">
         <w:r>
           <w:rPr>
             <w:rStyle w:val="Hyperlink"/>
@@ -1197,7 +1197,7 @@
       <w:r>
         <w:t xml:space="preserve"> — modifié — </w:t>
       </w:r>
-      <w:hyperlink w:history="1" r:id="rIdcgqzx2opcvxnafxqrboep">
+      <w:hyperlink w:history="1" r:id="rIdtoqqjvuhvwd2pqtdupddx">
         <w:r>
           <w:rPr>
             <w:rStyle w:val="Hyperlink"/>
@@ -1226,7 +1226,7 @@
       <w:r>
         <w:t xml:space="preserve"> — modifié — </w:t>
       </w:r>
-      <w:hyperlink w:history="1" r:id="rIdcirpp59ysbzlj8gvsgk5z">
+      <w:hyperlink w:history="1" r:id="rId-mt8owwidxrspqtseqo8i">
         <w:r>
           <w:rPr>
             <w:rStyle w:val="Hyperlink"/>
@@ -1255,7 +1255,7 @@
       <w:r>
         <w:t xml:space="preserve"> — modifié — </w:t>
       </w:r>
-      <w:hyperlink w:history="1" r:id="rIdm-iyx9vk9vn2l-owdgjez">
+      <w:hyperlink w:history="1" r:id="rIddqpeg4vf5bckjim-x02kd">
         <w:r>
           <w:rPr>
             <w:rStyle w:val="Hyperlink"/>

--- a/docs/developpement/phases/word/PHASE_13_EXERCICE_PAR_LIEU_SAUVEGARDES_CHIFFREES_HORS_SERVEUR.docx
+++ b/docs/developpement/phases/word/PHASE_13_EXERCICE_PAR_LIEU_SAUVEGARDES_CHIFFREES_HORS_SERVEUR.docx
@@ -18,9 +18,9 @@
         <w:shd w:fill="F6F3FF" w:color="auto" w:val="clear"/>
       </w:pPr>
       <w:r>
-        <w:t xml:space="preserve">FlaiX Expert · dossier de développement · généré le 2026-10-23 depuis le dépôt </w:t>
-      </w:r>
-      <w:hyperlink w:history="1" r:id="rIdzvk31oyy71ftrlh5clkhf">
+        <w:t xml:space="preserve">FlaiX Expert · dossier de développement · généré le 2026-10-24 depuis le dépôt </w:t>
+      </w:r>
+      <w:hyperlink w:history="1" r:id="rIdymsxp-rfhnwcl7rlwe9jh">
         <w:r>
           <w:rPr>
             <w:rStyle w:val="Hyperlink"/>
@@ -780,7 +780,7 @@
           <w:numId w:val="2"/>
         </w:numPr>
       </w:pPr>
-      <w:hyperlink w:history="1" r:id="rIdzjyvhkajzevgwvoplh8pw">
+      <w:hyperlink w:history="1" r:id="rIdvzzcyzekks-te7c7lvg78">
         <w:r>
           <w:rPr>
             <w:rStyle w:val="Hyperlink"/>
@@ -800,7 +800,7 @@
           <w:numId w:val="2"/>
         </w:numPr>
       </w:pPr>
-      <w:hyperlink w:history="1" r:id="rIdwln_hvtsgqcrsxxer3exn">
+      <w:hyperlink w:history="1" r:id="rIdh-_71t2tpt0jqt8qtebkn">
         <w:r>
           <w:rPr>
             <w:rStyle w:val="Hyperlink"/>
@@ -820,7 +820,7 @@
           <w:numId w:val="2"/>
         </w:numPr>
       </w:pPr>
-      <w:hyperlink w:history="1" r:id="rId8ldttcjtfrdjexuzzhxed">
+      <w:hyperlink w:history="1" r:id="rIdzhdwayruhoxcb3quvewjo">
         <w:r>
           <w:rPr>
             <w:rStyle w:val="Hyperlink"/>
@@ -840,7 +840,7 @@
           <w:numId w:val="2"/>
         </w:numPr>
       </w:pPr>
-      <w:hyperlink w:history="1" r:id="rIdxcm9gnqtdcobvhx8csltu">
+      <w:hyperlink w:history="1" r:id="rIdr-nekvry1aj6elj3h1dlk">
         <w:r>
           <w:rPr>
             <w:rStyle w:val="Hyperlink"/>
@@ -888,7 +888,7 @@
       <w:r>
         <w:t xml:space="preserve"> — créé — </w:t>
       </w:r>
-      <w:hyperlink w:history="1" r:id="rIdpgqj2njtlwm9jqukv6cdo">
+      <w:hyperlink w:history="1" r:id="rIdh-rc5e6ijtb15qbqxfvc-">
         <w:r>
           <w:rPr>
             <w:rStyle w:val="Hyperlink"/>
@@ -925,7 +925,7 @@
       <w:r>
         <w:t xml:space="preserve"> — modifié — </w:t>
       </w:r>
-      <w:hyperlink w:history="1" r:id="rId4xs_p4wpze87clyrqc835">
+      <w:hyperlink w:history="1" r:id="rIdn6ukulf4tatqmqtfp271q">
         <w:r>
           <w:rPr>
             <w:rStyle w:val="Hyperlink"/>
@@ -962,7 +962,7 @@
       <w:r>
         <w:t xml:space="preserve"> — modifié — </w:t>
       </w:r>
-      <w:hyperlink w:history="1" r:id="rIdr20ks-vcikiuy2_xcjwab">
+      <w:hyperlink w:history="1" r:id="rIdzyxfo1wxsbhkpyqjeu2fn">
         <w:r>
           <w:rPr>
             <w:rStyle w:val="Hyperlink"/>
@@ -999,7 +999,7 @@
       <w:r>
         <w:t xml:space="preserve"> — modifié — </w:t>
       </w:r>
-      <w:hyperlink w:history="1" r:id="rIdl6ffvpzloqejp-8s-dgea">
+      <w:hyperlink w:history="1" r:id="rIdsafpvezgzvx8iirtooc8u">
         <w:r>
           <w:rPr>
             <w:rStyle w:val="Hyperlink"/>
@@ -1036,7 +1036,7 @@
       <w:r>
         <w:t xml:space="preserve"> — modifié — </w:t>
       </w:r>
-      <w:hyperlink w:history="1" r:id="rIdxm_bo8ko8rx9falpqm19a">
+      <w:hyperlink w:history="1" r:id="rIdvy4tujw7mivdgtfmwoxc6">
         <w:r>
           <w:rPr>
             <w:rStyle w:val="Hyperlink"/>
@@ -1065,7 +1065,7 @@
       <w:r>
         <w:t xml:space="preserve"> — modifié — </w:t>
       </w:r>
-      <w:hyperlink w:history="1" r:id="rIdelaeaopadgfbhgfgshhcn">
+      <w:hyperlink w:history="1" r:id="rIdelbgwc64h6nh1fg63fiio">
         <w:r>
           <w:rPr>
             <w:rStyle w:val="Hyperlink"/>
@@ -1102,7 +1102,7 @@
       <w:r>
         <w:t xml:space="preserve"> — modifié — </w:t>
       </w:r>
-      <w:hyperlink w:history="1" r:id="rId943wnfxyr9sr-flmsbnu2">
+      <w:hyperlink w:history="1" r:id="rIdstrypxnthx_h_6br1_qee">
         <w:r>
           <w:rPr>
             <w:rStyle w:val="Hyperlink"/>
@@ -1131,7 +1131,7 @@
       <w:r>
         <w:t xml:space="preserve"> — modifié — </w:t>
       </w:r>
-      <w:hyperlink w:history="1" r:id="rIdcsdttnba3_j9wuyjgrnik">
+      <w:hyperlink w:history="1" r:id="rIdgzz2yxudpy4mby0qksors">
         <w:r>
           <w:rPr>
             <w:rStyle w:val="Hyperlink"/>
@@ -1160,7 +1160,7 @@
       <w:r>
         <w:t xml:space="preserve"> — modifié — </w:t>
       </w:r>
-      <w:hyperlink w:history="1" r:id="rIdllu5k8zt9ftrkdpxtr4pc">
+      <w:hyperlink w:history="1" r:id="rIdwbj7y9mues8v0upknffdm">
         <w:r>
           <w:rPr>
             <w:rStyle w:val="Hyperlink"/>
@@ -1197,7 +1197,7 @@
       <w:r>
         <w:t xml:space="preserve"> — modifié — </w:t>
       </w:r>
-      <w:hyperlink w:history="1" r:id="rIdtoqqjvuhvwd2pqtdupddx">
+      <w:hyperlink w:history="1" r:id="rIdkzakqicet2v9_2qrmuwno">
         <w:r>
           <w:rPr>
             <w:rStyle w:val="Hyperlink"/>
@@ -1226,7 +1226,7 @@
       <w:r>
         <w:t xml:space="preserve"> — modifié — </w:t>
       </w:r>
-      <w:hyperlink w:history="1" r:id="rId-mt8owwidxrspqtseqo8i">
+      <w:hyperlink w:history="1" r:id="rIdwg73qjjt8mywncoo3wsqu">
         <w:r>
           <w:rPr>
             <w:rStyle w:val="Hyperlink"/>
@@ -1255,7 +1255,7 @@
       <w:r>
         <w:t xml:space="preserve"> — modifié — </w:t>
       </w:r>
-      <w:hyperlink w:history="1" r:id="rIddqpeg4vf5bckjim-x02kd">
+      <w:hyperlink w:history="1" r:id="rId9goilf_opjjoziyfngqng">
         <w:r>
           <w:rPr>
             <w:rStyle w:val="Hyperlink"/>

--- a/docs/developpement/phases/word/PHASE_13_EXERCICE_PAR_LIEU_SAUVEGARDES_CHIFFREES_HORS_SERVEUR.docx
+++ b/docs/developpement/phases/word/PHASE_13_EXERCICE_PAR_LIEU_SAUVEGARDES_CHIFFREES_HORS_SERVEUR.docx
@@ -18,9 +18,9 @@
         <w:shd w:fill="F6F3FF" w:color="auto" w:val="clear"/>
       </w:pPr>
       <w:r>
-        <w:t xml:space="preserve">FlaiX Expert · dossier de développement · généré le 2026-10-24 depuis le dépôt </w:t>
-      </w:r>
-      <w:hyperlink w:history="1" r:id="rIdymsxp-rfhnwcl7rlwe9jh">
+        <w:t xml:space="preserve">FlaiX Expert · dossier de développement · généré le 2026-10-25 depuis le dépôt </w:t>
+      </w:r>
+      <w:hyperlink w:history="1" r:id="rIdkqrobn5qchqiexlclbsej">
         <w:r>
           <w:rPr>
             <w:rStyle w:val="Hyperlink"/>
@@ -780,7 +780,7 @@
           <w:numId w:val="2"/>
         </w:numPr>
       </w:pPr>
-      <w:hyperlink w:history="1" r:id="rIdvzzcyzekks-te7c7lvg78">
+      <w:hyperlink w:history="1" r:id="rIdpsdjr3pvufdfbok1mz9m1">
         <w:r>
           <w:rPr>
             <w:rStyle w:val="Hyperlink"/>
@@ -800,7 +800,7 @@
           <w:numId w:val="2"/>
         </w:numPr>
       </w:pPr>
-      <w:hyperlink w:history="1" r:id="rIdh-_71t2tpt0jqt8qtebkn">
+      <w:hyperlink w:history="1" r:id="rIdyxwacwhpc6jsy3jtvuzzv">
         <w:r>
           <w:rPr>
             <w:rStyle w:val="Hyperlink"/>
@@ -820,7 +820,7 @@
           <w:numId w:val="2"/>
         </w:numPr>
       </w:pPr>
-      <w:hyperlink w:history="1" r:id="rIdzhdwayruhoxcb3quvewjo">
+      <w:hyperlink w:history="1" r:id="rId7ulohll4sem3ndg-vj6og">
         <w:r>
           <w:rPr>
             <w:rStyle w:val="Hyperlink"/>
@@ -840,7 +840,7 @@
           <w:numId w:val="2"/>
         </w:numPr>
       </w:pPr>
-      <w:hyperlink w:history="1" r:id="rIdr-nekvry1aj6elj3h1dlk">
+      <w:hyperlink w:history="1" r:id="rIdhst4rgjl2okgypoyuh8lj">
         <w:r>
           <w:rPr>
             <w:rStyle w:val="Hyperlink"/>
@@ -888,7 +888,7 @@
       <w:r>
         <w:t xml:space="preserve"> — créé — </w:t>
       </w:r>
-      <w:hyperlink w:history="1" r:id="rIdh-rc5e6ijtb15qbqxfvc-">
+      <w:hyperlink w:history="1" r:id="rIdyj4bftda67jgkwwlcrx-4">
         <w:r>
           <w:rPr>
             <w:rStyle w:val="Hyperlink"/>
@@ -925,7 +925,7 @@
       <w:r>
         <w:t xml:space="preserve"> — modifié — </w:t>
       </w:r>
-      <w:hyperlink w:history="1" r:id="rIdn6ukulf4tatqmqtfp271q">
+      <w:hyperlink w:history="1" r:id="rIdursukvtkpvnosxt5k0h_r">
         <w:r>
           <w:rPr>
             <w:rStyle w:val="Hyperlink"/>
@@ -962,7 +962,7 @@
       <w:r>
         <w:t xml:space="preserve"> — modifié — </w:t>
       </w:r>
-      <w:hyperlink w:history="1" r:id="rIdzyxfo1wxsbhkpyqjeu2fn">
+      <w:hyperlink w:history="1" r:id="rIdmlhga4rrnpqkvf6mc4ll0">
         <w:r>
           <w:rPr>
             <w:rStyle w:val="Hyperlink"/>
@@ -999,7 +999,7 @@
       <w:r>
         <w:t xml:space="preserve"> — modifié — </w:t>
       </w:r>
-      <w:hyperlink w:history="1" r:id="rIdsafpvezgzvx8iirtooc8u">
+      <w:hyperlink w:history="1" r:id="rIdcjxbv6y0ymvimu6mvcb4q">
         <w:r>
           <w:rPr>
             <w:rStyle w:val="Hyperlink"/>
@@ -1036,7 +1036,7 @@
       <w:r>
         <w:t xml:space="preserve"> — modifié — </w:t>
       </w:r>
-      <w:hyperlink w:history="1" r:id="rIdvy4tujw7mivdgtfmwoxc6">
+      <w:hyperlink w:history="1" r:id="rIddg7aancbx770jbmbwqw0y">
         <w:r>
           <w:rPr>
             <w:rStyle w:val="Hyperlink"/>
@@ -1065,7 +1065,7 @@
       <w:r>
         <w:t xml:space="preserve"> — modifié — </w:t>
       </w:r>
-      <w:hyperlink w:history="1" r:id="rIdelbgwc64h6nh1fg63fiio">
+      <w:hyperlink w:history="1" r:id="rIdrllr38onzze5rmfv1qmz5">
         <w:r>
           <w:rPr>
             <w:rStyle w:val="Hyperlink"/>
@@ -1102,7 +1102,7 @@
       <w:r>
         <w:t xml:space="preserve"> — modifié — </w:t>
       </w:r>
-      <w:hyperlink w:history="1" r:id="rIdstrypxnthx_h_6br1_qee">
+      <w:hyperlink w:history="1" r:id="rIdw71jaxswubtusxwd59v0e">
         <w:r>
           <w:rPr>
             <w:rStyle w:val="Hyperlink"/>
@@ -1131,7 +1131,7 @@
       <w:r>
         <w:t xml:space="preserve"> — modifié — </w:t>
       </w:r>
-      <w:hyperlink w:history="1" r:id="rIdgzz2yxudpy4mby0qksors">
+      <w:hyperlink w:history="1" r:id="rIdafitenn8deotynvif0zy5">
         <w:r>
           <w:rPr>
             <w:rStyle w:val="Hyperlink"/>
@@ -1160,7 +1160,7 @@
       <w:r>
         <w:t xml:space="preserve"> — modifié — </w:t>
       </w:r>
-      <w:hyperlink w:history="1" r:id="rIdwbj7y9mues8v0upknffdm">
+      <w:hyperlink w:history="1" r:id="rIdshhsxap6qk2yn6blumklb">
         <w:r>
           <w:rPr>
             <w:rStyle w:val="Hyperlink"/>
@@ -1197,7 +1197,7 @@
       <w:r>
         <w:t xml:space="preserve"> — modifié — </w:t>
       </w:r>
-      <w:hyperlink w:history="1" r:id="rIdkzakqicet2v9_2qrmuwno">
+      <w:hyperlink w:history="1" r:id="rIdkjon0dafrqotkc9xzxavl">
         <w:r>
           <w:rPr>
             <w:rStyle w:val="Hyperlink"/>
@@ -1226,7 +1226,7 @@
       <w:r>
         <w:t xml:space="preserve"> — modifié — </w:t>
       </w:r>
-      <w:hyperlink w:history="1" r:id="rIdwg73qjjt8mywncoo3wsqu">
+      <w:hyperlink w:history="1" r:id="rIdnj7ua8ebxutpxgxseug5u">
         <w:r>
           <w:rPr>
             <w:rStyle w:val="Hyperlink"/>
@@ -1255,7 +1255,7 @@
       <w:r>
         <w:t xml:space="preserve"> — modifié — </w:t>
       </w:r>
-      <w:hyperlink w:history="1" r:id="rId9goilf_opjjoziyfngqng">
+      <w:hyperlink w:history="1" r:id="rIdsjjyq1_y8gx4so_zq7ajw">
         <w:r>
           <w:rPr>
             <w:rStyle w:val="Hyperlink"/>

--- a/docs/developpement/phases/word/PHASE_13_EXERCICE_PAR_LIEU_SAUVEGARDES_CHIFFREES_HORS_SERVEUR.docx
+++ b/docs/developpement/phases/word/PHASE_13_EXERCICE_PAR_LIEU_SAUVEGARDES_CHIFFREES_HORS_SERVEUR.docx
@@ -20,7 +20,7 @@
       <w:r>
         <w:t xml:space="preserve">FlaiX Expert · dossier de développement · généré le 2026-10-25 depuis le dépôt </w:t>
       </w:r>
-      <w:hyperlink w:history="1" r:id="rIdkqrobn5qchqiexlclbsej">
+      <w:hyperlink w:history="1" r:id="rIdznop7ltszfjcsrlpatleg">
         <w:r>
           <w:rPr>
             <w:rStyle w:val="Hyperlink"/>
@@ -780,7 +780,7 @@
           <w:numId w:val="2"/>
         </w:numPr>
       </w:pPr>
-      <w:hyperlink w:history="1" r:id="rIdpsdjr3pvufdfbok1mz9m1">
+      <w:hyperlink w:history="1" r:id="rIdmvvpfj0combdvvraodm6w">
         <w:r>
           <w:rPr>
             <w:rStyle w:val="Hyperlink"/>
@@ -800,7 +800,7 @@
           <w:numId w:val="2"/>
         </w:numPr>
       </w:pPr>
-      <w:hyperlink w:history="1" r:id="rIdyxwacwhpc6jsy3jtvuzzv">
+      <w:hyperlink w:history="1" r:id="rId_20u7q6fwcktgowf4a4ad">
         <w:r>
           <w:rPr>
             <w:rStyle w:val="Hyperlink"/>
@@ -820,7 +820,7 @@
           <w:numId w:val="2"/>
         </w:numPr>
       </w:pPr>
-      <w:hyperlink w:history="1" r:id="rId7ulohll4sem3ndg-vj6og">
+      <w:hyperlink w:history="1" r:id="rIdmyhvo4zxqbbygmc5vkwdl">
         <w:r>
           <w:rPr>
             <w:rStyle w:val="Hyperlink"/>
@@ -840,7 +840,7 @@
           <w:numId w:val="2"/>
         </w:numPr>
       </w:pPr>
-      <w:hyperlink w:history="1" r:id="rIdhst4rgjl2okgypoyuh8lj">
+      <w:hyperlink w:history="1" r:id="rIdlcxalc9pztmi3vuzgx4yk">
         <w:r>
           <w:rPr>
             <w:rStyle w:val="Hyperlink"/>
@@ -888,7 +888,7 @@
       <w:r>
         <w:t xml:space="preserve"> — créé — </w:t>
       </w:r>
-      <w:hyperlink w:history="1" r:id="rIdyj4bftda67jgkwwlcrx-4">
+      <w:hyperlink w:history="1" r:id="rId8tvdm_qdjdupwakm66rnc">
         <w:r>
           <w:rPr>
             <w:rStyle w:val="Hyperlink"/>
@@ -925,7 +925,7 @@
       <w:r>
         <w:t xml:space="preserve"> — modifié — </w:t>
       </w:r>
-      <w:hyperlink w:history="1" r:id="rIdursukvtkpvnosxt5k0h_r">
+      <w:hyperlink w:history="1" r:id="rIdfybosmt3mcmmwtaqj271r">
         <w:r>
           <w:rPr>
             <w:rStyle w:val="Hyperlink"/>
@@ -962,7 +962,7 @@
       <w:r>
         <w:t xml:space="preserve"> — modifié — </w:t>
       </w:r>
-      <w:hyperlink w:history="1" r:id="rIdmlhga4rrnpqkvf6mc4ll0">
+      <w:hyperlink w:history="1" r:id="rIdp_kcdkhfdxgewzzooa2zt">
         <w:r>
           <w:rPr>
             <w:rStyle w:val="Hyperlink"/>
@@ -999,7 +999,7 @@
       <w:r>
         <w:t xml:space="preserve"> — modifié — </w:t>
       </w:r>
-      <w:hyperlink w:history="1" r:id="rIdcjxbv6y0ymvimu6mvcb4q">
+      <w:hyperlink w:history="1" r:id="rIdbvoop029-k-agncbgi9v8">
         <w:r>
           <w:rPr>
             <w:rStyle w:val="Hyperlink"/>
@@ -1036,7 +1036,7 @@
       <w:r>
         <w:t xml:space="preserve"> — modifié — </w:t>
       </w:r>
-      <w:hyperlink w:history="1" r:id="rIddg7aancbx770jbmbwqw0y">
+      <w:hyperlink w:history="1" r:id="rIdvah_neaqsfxy1kulvjh9j">
         <w:r>
           <w:rPr>
             <w:rStyle w:val="Hyperlink"/>
@@ -1065,7 +1065,7 @@
       <w:r>
         <w:t xml:space="preserve"> — modifié — </w:t>
       </w:r>
-      <w:hyperlink w:history="1" r:id="rIdrllr38onzze5rmfv1qmz5">
+      <w:hyperlink w:history="1" r:id="rIdn3p_5ol2byc7wv-yzyp5_">
         <w:r>
           <w:rPr>
             <w:rStyle w:val="Hyperlink"/>
@@ -1102,7 +1102,7 @@
       <w:r>
         <w:t xml:space="preserve"> — modifié — </w:t>
       </w:r>
-      <w:hyperlink w:history="1" r:id="rIdw71jaxswubtusxwd59v0e">
+      <w:hyperlink w:history="1" r:id="rIdct-exrr1vzhjj3xmru8p7">
         <w:r>
           <w:rPr>
             <w:rStyle w:val="Hyperlink"/>
@@ -1131,7 +1131,7 @@
       <w:r>
         <w:t xml:space="preserve"> — modifié — </w:t>
       </w:r>
-      <w:hyperlink w:history="1" r:id="rIdafitenn8deotynvif0zy5">
+      <w:hyperlink w:history="1" r:id="rIdgqaqwxehqjqb-mbhkmne5">
         <w:r>
           <w:rPr>
             <w:rStyle w:val="Hyperlink"/>
@@ -1160,7 +1160,7 @@
       <w:r>
         <w:t xml:space="preserve"> — modifié — </w:t>
       </w:r>
-      <w:hyperlink w:history="1" r:id="rIdshhsxap6qk2yn6blumklb">
+      <w:hyperlink w:history="1" r:id="rIdfajwtb3ammswp1hx0u9bq">
         <w:r>
           <w:rPr>
             <w:rStyle w:val="Hyperlink"/>
@@ -1197,7 +1197,7 @@
       <w:r>
         <w:t xml:space="preserve"> — modifié — </w:t>
       </w:r>
-      <w:hyperlink w:history="1" r:id="rIdkjon0dafrqotkc9xzxavl">
+      <w:hyperlink w:history="1" r:id="rIdj5m22h6gqrwzejwwvshxl">
         <w:r>
           <w:rPr>
             <w:rStyle w:val="Hyperlink"/>
@@ -1226,7 +1226,7 @@
       <w:r>
         <w:t xml:space="preserve"> — modifié — </w:t>
       </w:r>
-      <w:hyperlink w:history="1" r:id="rIdnj7ua8ebxutpxgxseug5u">
+      <w:hyperlink w:history="1" r:id="rIdchzh9lzehiu-3qxroesub">
         <w:r>
           <w:rPr>
             <w:rStyle w:val="Hyperlink"/>
@@ -1255,7 +1255,7 @@
       <w:r>
         <w:t xml:space="preserve"> — modifié — </w:t>
       </w:r>
-      <w:hyperlink w:history="1" r:id="rIdsjjyq1_y8gx4so_zq7ajw">
+      <w:hyperlink w:history="1" r:id="rIdzkze-aj-kdfl53ncbfeih">
         <w:r>
           <w:rPr>
             <w:rStyle w:val="Hyperlink"/>

--- a/docs/developpement/phases/word/PHASE_13_EXERCICE_PAR_LIEU_SAUVEGARDES_CHIFFREES_HORS_SERVEUR.docx
+++ b/docs/developpement/phases/word/PHASE_13_EXERCICE_PAR_LIEU_SAUVEGARDES_CHIFFREES_HORS_SERVEUR.docx
@@ -20,7 +20,7 @@
       <w:r>
         <w:t xml:space="preserve">FlaiX Expert · dossier de développement · généré le 2026-10-25 depuis le dépôt </w:t>
       </w:r>
-      <w:hyperlink w:history="1" r:id="rIdznop7ltszfjcsrlpatleg">
+      <w:hyperlink w:history="1" r:id="rIdbflykkjehbiqrk-5-6obl">
         <w:r>
           <w:rPr>
             <w:rStyle w:val="Hyperlink"/>
@@ -780,7 +780,7 @@
           <w:numId w:val="2"/>
         </w:numPr>
       </w:pPr>
-      <w:hyperlink w:history="1" r:id="rIdmvvpfj0combdvvraodm6w">
+      <w:hyperlink w:history="1" r:id="rIdh4qqk3uogfbkwho5-7bgj">
         <w:r>
           <w:rPr>
             <w:rStyle w:val="Hyperlink"/>
@@ -800,7 +800,7 @@
           <w:numId w:val="2"/>
         </w:numPr>
       </w:pPr>
-      <w:hyperlink w:history="1" r:id="rId_20u7q6fwcktgowf4a4ad">
+      <w:hyperlink w:history="1" r:id="rIdddlw75ruknfneb4-47ie9">
         <w:r>
           <w:rPr>
             <w:rStyle w:val="Hyperlink"/>
@@ -820,7 +820,7 @@
           <w:numId w:val="2"/>
         </w:numPr>
       </w:pPr>
-      <w:hyperlink w:history="1" r:id="rIdmyhvo4zxqbbygmc5vkwdl">
+      <w:hyperlink w:history="1" r:id="rIdgh3qpn_gwxjvp27tewbce">
         <w:r>
           <w:rPr>
             <w:rStyle w:val="Hyperlink"/>
@@ -840,7 +840,7 @@
           <w:numId w:val="2"/>
         </w:numPr>
       </w:pPr>
-      <w:hyperlink w:history="1" r:id="rIdlcxalc9pztmi3vuzgx4yk">
+      <w:hyperlink w:history="1" r:id="rIdqilfunpvcum8zsvza-9_v">
         <w:r>
           <w:rPr>
             <w:rStyle w:val="Hyperlink"/>
@@ -888,7 +888,7 @@
       <w:r>
         <w:t xml:space="preserve"> — créé — </w:t>
       </w:r>
-      <w:hyperlink w:history="1" r:id="rId8tvdm_qdjdupwakm66rnc">
+      <w:hyperlink w:history="1" r:id="rIdmuw9ch0o-mpankj_lbjx2">
         <w:r>
           <w:rPr>
             <w:rStyle w:val="Hyperlink"/>
@@ -925,7 +925,7 @@
       <w:r>
         <w:t xml:space="preserve"> — modifié — </w:t>
       </w:r>
-      <w:hyperlink w:history="1" r:id="rIdfybosmt3mcmmwtaqj271r">
+      <w:hyperlink w:history="1" r:id="rIdk7jvhu7_qa7rdjtllfbzn">
         <w:r>
           <w:rPr>
             <w:rStyle w:val="Hyperlink"/>
@@ -962,7 +962,7 @@
       <w:r>
         <w:t xml:space="preserve"> — modifié — </w:t>
       </w:r>
-      <w:hyperlink w:history="1" r:id="rIdp_kcdkhfdxgewzzooa2zt">
+      <w:hyperlink w:history="1" r:id="rIdfsfd99rxy6yivvdo3m9qy">
         <w:r>
           <w:rPr>
             <w:rStyle w:val="Hyperlink"/>
@@ -999,7 +999,7 @@
       <w:r>
         <w:t xml:space="preserve"> — modifié — </w:t>
       </w:r>
-      <w:hyperlink w:history="1" r:id="rIdbvoop029-k-agncbgi9v8">
+      <w:hyperlink w:history="1" r:id="rIdzyy699oocqjqdnuembj92">
         <w:r>
           <w:rPr>
             <w:rStyle w:val="Hyperlink"/>
@@ -1036,7 +1036,7 @@
       <w:r>
         <w:t xml:space="preserve"> — modifié — </w:t>
       </w:r>
-      <w:hyperlink w:history="1" r:id="rIdvah_neaqsfxy1kulvjh9j">
+      <w:hyperlink w:history="1" r:id="rIdumztxtt827mi-k-w6exdy">
         <w:r>
           <w:rPr>
             <w:rStyle w:val="Hyperlink"/>
@@ -1065,7 +1065,7 @@
       <w:r>
         <w:t xml:space="preserve"> — modifié — </w:t>
       </w:r>
-      <w:hyperlink w:history="1" r:id="rIdn3p_5ol2byc7wv-yzyp5_">
+      <w:hyperlink w:history="1" r:id="rId-n05l8y0hofrawww1drgl">
         <w:r>
           <w:rPr>
             <w:rStyle w:val="Hyperlink"/>
@@ -1102,7 +1102,7 @@
       <w:r>
         <w:t xml:space="preserve"> — modifié — </w:t>
       </w:r>
-      <w:hyperlink w:history="1" r:id="rIdct-exrr1vzhjj3xmru8p7">
+      <w:hyperlink w:history="1" r:id="rIdteubiccxjor3pnpvc3xlc">
         <w:r>
           <w:rPr>
             <w:rStyle w:val="Hyperlink"/>
@@ -1131,7 +1131,7 @@
       <w:r>
         <w:t xml:space="preserve"> — modifié — </w:t>
       </w:r>
-      <w:hyperlink w:history="1" r:id="rIdgqaqwxehqjqb-mbhkmne5">
+      <w:hyperlink w:history="1" r:id="rIdqzzxybpquyhy59pd102fc">
         <w:r>
           <w:rPr>
             <w:rStyle w:val="Hyperlink"/>
@@ -1160,7 +1160,7 @@
       <w:r>
         <w:t xml:space="preserve"> — modifié — </w:t>
       </w:r>
-      <w:hyperlink w:history="1" r:id="rIdfajwtb3ammswp1hx0u9bq">
+      <w:hyperlink w:history="1" r:id="rIdp8m1eex59-i4zply3l2cz">
         <w:r>
           <w:rPr>
             <w:rStyle w:val="Hyperlink"/>
@@ -1197,7 +1197,7 @@
       <w:r>
         <w:t xml:space="preserve"> — modifié — </w:t>
       </w:r>
-      <w:hyperlink w:history="1" r:id="rIdj5m22h6gqrwzejwwvshxl">
+      <w:hyperlink w:history="1" r:id="rIdutu9zfcodnd3rx4ion2av">
         <w:r>
           <w:rPr>
             <w:rStyle w:val="Hyperlink"/>
@@ -1226,7 +1226,7 @@
       <w:r>
         <w:t xml:space="preserve"> — modifié — </w:t>
       </w:r>
-      <w:hyperlink w:history="1" r:id="rIdchzh9lzehiu-3qxroesub">
+      <w:hyperlink w:history="1" r:id="rIdqmbjvfu1gzeztwx-nubms">
         <w:r>
           <w:rPr>
             <w:rStyle w:val="Hyperlink"/>
@@ -1255,7 +1255,7 @@
       <w:r>
         <w:t xml:space="preserve"> — modifié — </w:t>
       </w:r>
-      <w:hyperlink w:history="1" r:id="rIdzkze-aj-kdfl53ncbfeih">
+      <w:hyperlink w:history="1" r:id="rIdzpcwzjflfxbdioevn1ek0">
         <w:r>
           <w:rPr>
             <w:rStyle w:val="Hyperlink"/>
